--- a/resumes/Resume_Information_Security_Analyst_Burns___McDonnell_India__mid-tier_.docx
+++ b/resumes/Resume_Information_Security_Analyst_Burns___McDonnell_India__mid-tier_.docx
@@ -4,7 +4,7 @@
   <w:body>
     <w:p>
       <w:pPr>
-        <w:spacing w:after="44"/>
+        <w:spacing w:after="0" w:before="20"/>
         <w:jc w:val="center"/>
       </w:pPr>
       <w:r>
@@ -21,6 +21,7 @@
     </w:p>
     <w:p>
       <w:pPr>
+        <w:spacing w:before="20" w:after="0"/>
         <w:jc w:val="center"/>
       </w:pPr>
       <w:r>
@@ -116,7 +117,7 @@
         <w:pBdr>
           <w:bottom w:val="single" w:sz="6" w:space="1" w:color="000000"/>
         </w:pBdr>
-        <w:spacing w:before="360" w:after="52"/>
+        <w:spacing w:before="73" w:after="0"/>
       </w:pPr>
       <w:r>
         <w:rPr>
@@ -135,7 +136,7 @@
         <w:tabs>
           <w:tab w:val="right" w:pos="10800"/>
         </w:tabs>
-        <w:spacing w:before="62"/>
+        <w:spacing w:before="20" w:after="0"/>
       </w:pPr>
       <w:r>
         <w:rPr>
@@ -168,7 +169,7 @@
     </w:p>
     <w:p>
       <w:pPr>
-        <w:spacing w:before="8"/>
+        <w:spacing w:before="8" w:after="0"/>
       </w:pPr>
       <w:r>
         <w:rPr>
@@ -187,7 +188,7 @@
         <w:tabs>
           <w:tab w:val="right" w:pos="10800"/>
         </w:tabs>
-        <w:spacing w:before="62"/>
+        <w:spacing w:before="20" w:after="0"/>
       </w:pPr>
       <w:r>
         <w:rPr>
@@ -220,7 +221,7 @@
     </w:p>
     <w:p>
       <w:pPr>
-        <w:spacing w:before="8"/>
+        <w:spacing w:before="8" w:after="0"/>
       </w:pPr>
       <w:r>
         <w:rPr>
@@ -239,7 +240,7 @@
         <w:tabs>
           <w:tab w:val="right" w:pos="10800"/>
         </w:tabs>
-        <w:spacing w:before="62"/>
+        <w:spacing w:before="20" w:after="0"/>
       </w:pPr>
       <w:r>
         <w:rPr>
@@ -272,7 +273,7 @@
     </w:p>
     <w:p>
       <w:pPr>
-        <w:spacing w:before="8"/>
+        <w:spacing w:before="8" w:after="0"/>
       </w:pPr>
       <w:r>
         <w:rPr>
@@ -288,7 +289,7 @@
     </w:p>
     <w:p>
       <w:pPr>
-        <w:spacing w:before="8"/>
+        <w:spacing w:before="13" w:after="13"/>
       </w:pPr>
     </w:p>
     <w:p>
@@ -296,7 +297,7 @@
         <w:pBdr>
           <w:bottom w:val="single" w:sz="6" w:space="1" w:color="000000"/>
         </w:pBdr>
-        <w:spacing w:before="155" w:after="52"/>
+        <w:spacing w:before="73" w:after="0"/>
       </w:pPr>
       <w:r>
         <w:rPr>
@@ -315,7 +316,7 @@
         <w:tabs>
           <w:tab w:val="right" w:pos="10800"/>
         </w:tabs>
-        <w:spacing w:before="62"/>
+        <w:spacing w:before="20" w:after="0"/>
       </w:pPr>
       <w:r>
         <w:rPr>
@@ -359,7 +360,7 @@
         <w:tabs>
           <w:tab w:val="right" w:pos="10800"/>
         </w:tabs>
-        <w:spacing w:before="8"/>
+        <w:spacing w:before="8" w:after="0"/>
       </w:pPr>
       <w:r>
         <w:rPr>
@@ -403,16 +404,16 @@
           <w:ilvl w:val="0"/>
           <w:numId w:val="2"/>
         </w:numPr>
-        <w:spacing w:before="13" w:after="13"/>
-      </w:pPr>
-      <w:r>
-        <w:rPr>
-          <w:rFonts w:ascii="Source Sans Pro" w:eastAsia="Source Sans Pro" w:hAnsi="Source Sans Pro" w:cs="Source Sans Pro"/>
-          <w:color w:val="000000"/>
-          <w:sz w:val="19"/>
-          <w:szCs w:val="19"/>
-        </w:rPr>
-        <w:t>Triaged 50+ weekly inventory reimbursement cases by severity &amp; policy eligibility, mirroring SOC Tier 1 analyst workflow.</w:t>
+        <w:spacing w:before="13" w:after="25"/>
+      </w:pPr>
+      <w:r>
+        <w:rPr>
+          <w:rFonts w:ascii="Source Sans Pro" w:eastAsia="Source Sans Pro" w:hAnsi="Source Sans Pro" w:cs="Source Sans Pro"/>
+          <w:color w:val="000000"/>
+          <w:sz w:val="19"/>
+          <w:szCs w:val="19"/>
+        </w:rPr>
+        <w:t>Triaged 50+ weekly inventory reimbursement cases by severity and policy eligibility, mirroring the structured alert triage and escalation workflow used in SOC Tier 1 analyst roles.</w:t>
       </w:r>
       <w:proofErr w:type="spellStart"/>
       <w:r>
@@ -440,16 +441,16 @@
           <w:ilvl w:val="0"/>
           <w:numId w:val="2"/>
         </w:numPr>
-        <w:spacing w:before="13" w:after="13"/>
-      </w:pPr>
-      <w:r>
-        <w:rPr>
-          <w:rFonts w:ascii="Source Sans Pro" w:eastAsia="Source Sans Pro" w:hAnsi="Source Sans Pro" w:cs="Source Sans Pro"/>
-          <w:color w:val="000000"/>
-          <w:sz w:val="19"/>
-          <w:szCs w:val="19"/>
-        </w:rPr>
-        <w:t>Conducted root cause analysis on seller claims to identify policy violations &amp; anomalous patterns; escalated findings to senior reviewers.</w:t>
+        <w:spacing w:before="13" w:after="25"/>
+      </w:pPr>
+      <w:r>
+        <w:rPr>
+          <w:rFonts w:ascii="Source Sans Pro" w:eastAsia="Source Sans Pro" w:hAnsi="Source Sans Pro" w:cs="Source Sans Pro"/>
+          <w:color w:val="000000"/>
+          <w:sz w:val="19"/>
+          <w:szCs w:val="19"/>
+        </w:rPr>
+        <w:t>Conducted root cause analysis on seller claims, identifying policy violations and anomalous patterns, and escalated findings to senior reviewers.</w:t>
       </w:r>
     </w:p>
     <w:p>
@@ -459,35 +460,16 @@
           <w:ilvl w:val="0"/>
           <w:numId w:val="2"/>
         </w:numPr>
-        <w:spacing w:before="13" w:after="13"/>
-      </w:pPr>
-      <w:r>
-        <w:rPr>
-          <w:rFonts w:ascii="Source Sans Pro" w:eastAsia="Source Sans Pro" w:hAnsi="Source Sans Pro" w:cs="Source Sans Pro"/>
-          <w:color w:val="000000"/>
-          <w:sz w:val="19"/>
-          <w:szCs w:val="19"/>
-        </w:rPr>
-        <w:t>Maintained audit-ready case documentation recording investigation findings, decisions, &amp; corrective actions for security incident reporting.</w:t>
-      </w:r>
-    </w:p>
-    <w:p>
-      <w:pPr>
-        <w:pStyle w:val="ListParagraph"/>
-        <w:numPr>
-          <w:ilvl w:val="0"/>
-          <w:numId w:val="2"/>
-        </w:numPr>
-        <w:spacing w:before="13" w:after="13"/>
-      </w:pPr>
-      <w:r>
-        <w:rPr>
-          <w:rFonts w:ascii="Source Sans Pro" w:eastAsia="Source Sans Pro" w:hAnsi="Source Sans Pro" w:cs="Source Sans Pro"/>
-          <w:color w:val="000000"/>
-          <w:sz w:val="19"/>
-          <w:szCs w:val="19"/>
-        </w:rPr>
-        <w:t>[[AMZ_B4]]</w:t>
+        <w:spacing w:before="13" w:after="25"/>
+      </w:pPr>
+      <w:r>
+        <w:rPr>
+          <w:rFonts w:ascii="Source Sans Pro" w:eastAsia="Source Sans Pro" w:hAnsi="Source Sans Pro" w:cs="Source Sans Pro"/>
+          <w:color w:val="000000"/>
+          <w:sz w:val="19"/>
+          <w:szCs w:val="19"/>
+        </w:rPr>
+        <w:t>Maintained audit-ready case documentation, recording investigation findings, decisions, and corrective actions, ensuring evidence chain-of-custody discipline for incident reporting and IT audit.</w:t>
       </w:r>
     </w:p>
     <w:p>
@@ -495,7 +477,7 @@
         <w:pBdr>
           <w:bottom w:val="single" w:sz="6" w:space="1" w:color="000000"/>
         </w:pBdr>
-        <w:spacing w:before="155" w:after="52"/>
+        <w:spacing w:before="13" w:after="13"/>
         <w:rPr>
           <w:rFonts w:ascii="Source Sans Pro" w:eastAsia="Source Sans Pro" w:hAnsi="Source Sans Pro" w:cs="Source Sans Pro"/>
           <w:b/>
@@ -511,7 +493,7 @@
         <w:pBdr>
           <w:bottom w:val="single" w:sz="6" w:space="1" w:color="000000"/>
         </w:pBdr>
-        <w:spacing w:before="155" w:after="52"/>
+        <w:spacing w:before="73" w:after="0"/>
       </w:pPr>
       <w:r>
         <w:rPr>
@@ -530,7 +512,7 @@
         <w:tabs>
           <w:tab w:val="right" w:pos="10800"/>
         </w:tabs>
-        <w:spacing w:before="62"/>
+        <w:spacing w:before="20" w:after="0"/>
       </w:pPr>
       <w:proofErr w:type="spellStart"/>
       <w:proofErr w:type="spellEnd"/>
@@ -544,7 +526,7 @@
             <w:color w:val="000000"/>
             <w:u w:val="single"/>
           </w:rPr>
-          <w:t>Phishing &amp; OSINT Threat Intelligence Tool</w:t>
+          <w:t>Information Security Analyst - Phishing and OSINT Threat Intelligence Tool</w:t>
         </w:r>
       </w:hyperlink>
       <w:r>
@@ -572,16 +554,16 @@
           <w:ilvl w:val="0"/>
           <w:numId w:val="2"/>
         </w:numPr>
-        <w:spacing w:before="13" w:after="13"/>
-      </w:pPr>
-      <w:r>
-        <w:rPr>
-          <w:rFonts w:ascii="Source Sans Pro" w:eastAsia="Source Sans Pro" w:hAnsi="Source Sans Pro" w:cs="Source Sans Pro"/>
-          <w:color w:val="000000"/>
-          <w:sz w:val="19"/>
-          <w:szCs w:val="19"/>
-        </w:rPr>
-        <w:t>Built multi-API threat intelligence pipeline using VirusTotal, AbuseIPDB, &amp; WHOIS for phishing probability scoring.</w:t>
+        <w:spacing w:before="13" w:after="25"/>
+      </w:pPr>
+      <w:r>
+        <w:rPr>
+          <w:rFonts w:ascii="Source Sans Pro" w:eastAsia="Source Sans Pro" w:hAnsi="Source Sans Pro" w:cs="Source Sans Pro"/>
+          <w:color w:val="000000"/>
+          <w:sz w:val="19"/>
+          <w:szCs w:val="19"/>
+        </w:rPr>
+        <w:t>Built multi-API threat intelligence pipeline: submits suspicious data to VirusTotal, AbuseIPDB, and URLScan.io; cross-references WHOIS, DNS, and SSL details to produce a unified phishing probability score (EPSS 90).</w:t>
       </w:r>
     </w:p>
     <w:p>
@@ -591,16 +573,16 @@
           <w:ilvl w:val="0"/>
           <w:numId w:val="2"/>
         </w:numPr>
-        <w:spacing w:before="13" w:after="13"/>
-      </w:pPr>
-      <w:r>
-        <w:rPr>
-          <w:rFonts w:ascii="Source Sans Pro" w:eastAsia="Source Sans Pro" w:hAnsi="Source Sans Pro" w:cs="Source Sans Pro"/>
-          <w:color w:val="000000"/>
-          <w:sz w:val="19"/>
-          <w:szCs w:val="19"/>
-        </w:rPr>
-        <w:t>Implemented typosquatting domain detector generating character-substitution variants of brand domains &amp; checking live DNS resolution.</w:t>
+        <w:spacing w:before="13" w:after="25"/>
+      </w:pPr>
+      <w:r>
+        <w:rPr>
+          <w:rFonts w:ascii="Source Sans Pro" w:eastAsia="Source Sans Pro" w:hAnsi="Source Sans Pro" w:cs="Source Sans Pro"/>
+          <w:color w:val="000000"/>
+          <w:sz w:val="19"/>
+          <w:szCs w:val="19"/>
+        </w:rPr>
+        <w:t>Developed typosquatting detector generating domain variants and checking live DNS resolution to catch brand-impersonation attacks early.</w:t>
       </w:r>
     </w:p>
     <w:p>
@@ -610,57 +592,57 @@
           <w:ilvl w:val="0"/>
           <w:numId w:val="2"/>
         </w:numPr>
+        <w:spacing w:before="13" w:after="25"/>
+      </w:pPr>
+      <w:r>
+        <w:rPr>
+          <w:rFonts w:ascii="Source Sans Pro" w:eastAsia="Source Sans Pro" w:hAnsi="Source Sans Pro" w:cs="Source Sans Pro"/>
+          <w:color w:val="000000"/>
+          <w:sz w:val="19"/>
+          <w:szCs w:val="19"/>
+        </w:rPr>
+        <w:t>Deployed Telegram bot interface for live IOC enrichment, supporting bulk CSV input/output and OSINT enrichment via theHarvester for domain profiling.</w:t>
+      </w:r>
+      <w:proofErr w:type="spellStart"/>
+      <w:r>
+        <w:rPr>
+          <w:rFonts w:ascii="Source Sans Pro" w:eastAsia="Source Sans Pro" w:hAnsi="Source Sans Pro" w:cs="Source Sans Pro"/>
+          <w:color w:val="000000"/>
+          <w:sz w:val="19"/>
+          <w:szCs w:val="19"/>
+        </w:rPr>
+      </w:r>
+      <w:proofErr w:type="spellEnd"/>
+      <w:r>
+        <w:rPr>
+          <w:rFonts w:ascii="Source Sans Pro" w:eastAsia="Source Sans Pro" w:hAnsi="Source Sans Pro" w:cs="Source Sans Pro"/>
+          <w:color w:val="000000"/>
+          <w:sz w:val="19"/>
+          <w:szCs w:val="19"/>
+        </w:rPr>
+      </w:r>
+      <w:proofErr w:type="spellStart"/>
+      <w:r>
+        <w:rPr>
+          <w:rFonts w:ascii="Source Sans Pro" w:eastAsia="Source Sans Pro" w:hAnsi="Source Sans Pro" w:cs="Source Sans Pro"/>
+          <w:color w:val="000000"/>
+          <w:sz w:val="19"/>
+          <w:szCs w:val="19"/>
+        </w:rPr>
+      </w:r>
+      <w:proofErr w:type="spellEnd"/>
+      <w:r>
+        <w:rPr>
+          <w:rFonts w:ascii="Source Sans Pro" w:eastAsia="Source Sans Pro" w:hAnsi="Source Sans Pro" w:cs="Source Sans Pro"/>
+          <w:color w:val="000000"/>
+          <w:sz w:val="19"/>
+          <w:szCs w:val="19"/>
+        </w:rPr>
+      </w:r>
+    </w:p>
+    <w:p>
+      <w:pPr>
         <w:spacing w:before="13" w:after="13"/>
-      </w:pPr>
-      <w:r>
-        <w:rPr>
-          <w:rFonts w:ascii="Source Sans Pro" w:eastAsia="Source Sans Pro" w:hAnsi="Source Sans Pro" w:cs="Source Sans Pro"/>
-          <w:color w:val="000000"/>
-          <w:sz w:val="19"/>
-          <w:szCs w:val="19"/>
-        </w:rPr>
-        <w:t>Deployed Telegram bot interface for analysts to submit URLs for live IOC enrichment &amp; OSINT enrichment via theHarvester.</w:t>
-      </w:r>
-      <w:proofErr w:type="spellStart"/>
-      <w:r>
-        <w:rPr>
-          <w:rFonts w:ascii="Source Sans Pro" w:eastAsia="Source Sans Pro" w:hAnsi="Source Sans Pro" w:cs="Source Sans Pro"/>
-          <w:color w:val="000000"/>
-          <w:sz w:val="19"/>
-          <w:szCs w:val="19"/>
-        </w:rPr>
-      </w:r>
-      <w:proofErr w:type="spellEnd"/>
-      <w:r>
-        <w:rPr>
-          <w:rFonts w:ascii="Source Sans Pro" w:eastAsia="Source Sans Pro" w:hAnsi="Source Sans Pro" w:cs="Source Sans Pro"/>
-          <w:color w:val="000000"/>
-          <w:sz w:val="19"/>
-          <w:szCs w:val="19"/>
-        </w:rPr>
-      </w:r>
-      <w:proofErr w:type="spellStart"/>
-      <w:r>
-        <w:rPr>
-          <w:rFonts w:ascii="Source Sans Pro" w:eastAsia="Source Sans Pro" w:hAnsi="Source Sans Pro" w:cs="Source Sans Pro"/>
-          <w:color w:val="000000"/>
-          <w:sz w:val="19"/>
-          <w:szCs w:val="19"/>
-        </w:rPr>
-      </w:r>
-      <w:proofErr w:type="spellEnd"/>
-      <w:r>
-        <w:rPr>
-          <w:rFonts w:ascii="Source Sans Pro" w:eastAsia="Source Sans Pro" w:hAnsi="Source Sans Pro" w:cs="Source Sans Pro"/>
-          <w:color w:val="000000"/>
-          <w:sz w:val="19"/>
-          <w:szCs w:val="19"/>
-        </w:rPr>
-      </w:r>
-    </w:p>
-    <w:p>
-      <w:pPr>
-        <w:spacing w:before="30"/>
       </w:pPr>
     </w:p>
     <w:p>
@@ -668,7 +650,7 @@
         <w:tabs>
           <w:tab w:val="right" w:pos="10800"/>
         </w:tabs>
-        <w:spacing w:before="30"/>
+        <w:spacing w:before="30" w:after="0"/>
       </w:pPr>
       <w:hyperlink r:id="rId14">
         <w:r>
@@ -680,7 +662,7 @@
             <w:color w:val="000000"/>
             <w:u w:val="single"/>
           </w:rPr>
-          <w:t>Vulnerability Scanner &amp; Patch Prioritization Engine</w:t>
+          <w:t>Information Security Analyst - Vulnerability Scanner and Patch Prioritization Engine</w:t>
         </w:r>
       </w:hyperlink>
       <w:r>
@@ -708,16 +690,16 @@
           <w:ilvl w:val="0"/>
           <w:numId w:val="2"/>
         </w:numPr>
-        <w:spacing w:before="13" w:after="13"/>
-      </w:pPr>
-      <w:r>
-        <w:rPr>
-          <w:rFonts w:ascii="Source Sans Pro" w:eastAsia="Source Sans Pro" w:hAnsi="Source Sans Pro" w:cs="Source Sans Pro"/>
-          <w:color w:val="000000"/>
-          <w:sz w:val="19"/>
-          <w:szCs w:val="19"/>
-        </w:rPr>
-        <w:t>Built automated vulnerability assessment pipeline integrating Nessus &amp; OpenVAS REST APIs in Python for CVE reporting.</w:t>
+        <w:spacing w:before="13" w:after="25"/>
+      </w:pPr>
+      <w:r>
+        <w:rPr>
+          <w:rFonts w:ascii="Source Sans Pro" w:eastAsia="Source Sans Pro" w:hAnsi="Source Sans Pro" w:cs="Source Sans Pro"/>
+          <w:color w:val="000000"/>
+          <w:sz w:val="19"/>
+          <w:szCs w:val="19"/>
+        </w:rPr>
+        <w:t>Developed automated vulnerability assessment pipeline integrating Nessus and OpenVAS REST APIs in Python, generating CVE reports with CVSS severity and EPSS scoring from FIRST.org API.</w:t>
       </w:r>
     </w:p>
     <w:p>
@@ -727,16 +709,16 @@
           <w:ilvl w:val="0"/>
           <w:numId w:val="2"/>
         </w:numPr>
-        <w:spacing w:before="13" w:after="13"/>
-      </w:pPr>
-      <w:r>
-        <w:rPr>
-          <w:rFonts w:ascii="Source Sans Pro" w:eastAsia="Source Sans Pro" w:hAnsi="Source Sans Pro" w:cs="Source Sans Pro"/>
-          <w:color w:val="000000"/>
-          <w:sz w:val="19"/>
-          <w:szCs w:val="19"/>
-        </w:rPr>
-        <w:t>Developed OWASP Top 10 automated web checker detecting injection, broken auth, &amp; SSRF vulnerabilities via crafted HTTP requests.</w:t>
+        <w:spacing w:before="13" w:after="25"/>
+      </w:pPr>
+      <w:r>
+        <w:rPr>
+          <w:rFonts w:ascii="Source Sans Pro" w:eastAsia="Source Sans Pro" w:hAnsi="Source Sans Pro" w:cs="Source Sans Pro"/>
+          <w:color w:val="000000"/>
+          <w:sz w:val="19"/>
+          <w:szCs w:val="19"/>
+        </w:rPr>
+        <w:t>Developed OWASP Top 10 automated web checker detecting injection, auth, and SSRF vulnerabilities; documented SQL injection exploit and remediation.</w:t>
       </w:r>
     </w:p>
     <w:p>
@@ -746,16 +728,16 @@
           <w:ilvl w:val="0"/>
           <w:numId w:val="2"/>
         </w:numPr>
-        <w:spacing w:before="13" w:after="13"/>
-      </w:pPr>
-      <w:r>
-        <w:rPr>
-          <w:rFonts w:ascii="Source Sans Pro" w:eastAsia="Source Sans Pro" w:hAnsi="Source Sans Pro" w:cs="Source Sans Pro"/>
-          <w:color w:val="000000"/>
-          <w:sz w:val="19"/>
-          <w:szCs w:val="19"/>
-        </w:rPr>
-        <w:t>Automated scan scheduling via Bash &amp; cron; built delta-scan logic for newly discovered CVEs &amp; remediation SLA deadlines.</w:t>
+        <w:spacing w:before="13" w:after="25"/>
+      </w:pPr>
+      <w:r>
+        <w:rPr>
+          <w:rFonts w:ascii="Source Sans Pro" w:eastAsia="Source Sans Pro" w:hAnsi="Source Sans Pro" w:cs="Source Sans Pro"/>
+          <w:color w:val="000000"/>
+          <w:sz w:val="19"/>
+          <w:szCs w:val="19"/>
+        </w:rPr>
+        <w:t>Automated scan scheduling via Bash and cron; built delta-scan logic to flag new CVEs and calculate remediation SLA deadlines (Critical=24hrs, High=7 days, Medium=30 days).</w:t>
       </w:r>
     </w:p>
     <w:p>
@@ -763,7 +745,7 @@
         <w:pBdr>
           <w:bottom w:val="single" w:sz="6" w:space="1" w:color="000000"/>
         </w:pBdr>
-        <w:spacing w:before="155" w:after="52"/>
+        <w:spacing w:before="13" w:after="13"/>
         <w:rPr>
           <w:rFonts w:ascii="Source Sans Pro" w:eastAsia="Source Sans Pro" w:hAnsi="Source Sans Pro" w:cs="Source Sans Pro"/>
           <w:b/>
@@ -779,7 +761,7 @@
         <w:pBdr>
           <w:bottom w:val="single" w:sz="6" w:space="1" w:color="000000"/>
         </w:pBdr>
-        <w:spacing w:before="155" w:after="52"/>
+        <w:spacing w:before="73" w:after="0"/>
       </w:pPr>
       <w:r>
         <w:rPr>
@@ -795,7 +777,7 @@
     </w:p>
     <w:p>
       <w:pPr>
-        <w:spacing w:before="24" w:after="24"/>
+        <w:spacing w:before="37" w:after="37"/>
       </w:pPr>
       <w:r>
         <w:rPr>
@@ -804,20 +786,20 @@
           <w:sz w:val="19"/>
           <w:szCs w:val="19"/>
         </w:rPr>
-        <w:t xml:space="preserve">SOC Operations: </w:t>
-      </w:r>
-      <w:r>
-        <w:rPr>
-          <w:rFonts w:ascii="Source Sans Pro" w:eastAsia="Source Sans Pro" w:hAnsi="Source Sans Pro" w:cs="Source Sans Pro"/>
-          <w:sz w:val="19"/>
-          <w:szCs w:val="19"/>
-        </w:rPr>
-        <w:t>GRC compliance monitoring, control testing, audit documentation, risk assessment, RCSA basics, vendor risk</w:t>
-      </w:r>
-    </w:p>
-    <w:p>
-      <w:pPr>
-        <w:spacing w:before="24" w:after="24"/>
+        <w:t xml:space="preserve">GRC &amp; Compliance: </w:t>
+      </w:r>
+      <w:r>
+        <w:rPr>
+          <w:rFonts w:ascii="Source Sans Pro" w:eastAsia="Source Sans Pro" w:hAnsi="Source Sans Pro" w:cs="Source Sans Pro"/>
+          <w:sz w:val="19"/>
+          <w:szCs w:val="19"/>
+        </w:rPr>
+        <w:t>NIST CSF, ISO 27001, PCI-DSS, GDPR/PDPB, SOX/ITGC, compliance monitoring</w:t>
+      </w:r>
+    </w:p>
+    <w:p>
+      <w:pPr>
+        <w:spacing w:before="37" w:after="37"/>
       </w:pPr>
       <w:r>
         <w:rPr>
@@ -826,20 +808,20 @@
           <w:sz w:val="19"/>
           <w:szCs w:val="19"/>
         </w:rPr>
-        <w:t xml:space="preserve">SIEM &amp; Monitoring: </w:t>
-      </w:r>
-      <w:r>
-        <w:rPr>
-          <w:rFonts w:ascii="Source Sans Pro" w:eastAsia="Source Sans Pro" w:hAnsi="Source Sans Pro" w:cs="Source Sans Pro"/>
-          <w:sz w:val="19"/>
-          <w:szCs w:val="19"/>
-        </w:rPr>
-        <w:t>ISO 27001 (concepts), NIST CSF, PCI-DSS, GDPR/PDPB, SOX/ITGC basics, compliance gap analysis</w:t>
-      </w:r>
-    </w:p>
-    <w:p>
-      <w:pPr>
-        <w:spacing w:before="24" w:after="24"/>
+        <w:t xml:space="preserve">Risk &amp; Audit: </w:t>
+      </w:r>
+      <w:r>
+        <w:rPr>
+          <w:rFonts w:ascii="Source Sans Pro" w:eastAsia="Source Sans Pro" w:hAnsi="Source Sans Pro" w:cs="Source Sans Pro"/>
+          <w:sz w:val="19"/>
+          <w:szCs w:val="19"/>
+        </w:rPr>
+        <w:t>Risk assessment, control testing, audit documentation, vendor risk, RCSA basics</w:t>
+      </w:r>
+    </w:p>
+    <w:p>
+      <w:pPr>
+        <w:spacing w:before="37" w:after="37"/>
       </w:pPr>
       <w:r>
         <w:rPr>
@@ -848,20 +830,20 @@
           <w:sz w:val="19"/>
           <w:szCs w:val="19"/>
         </w:rPr>
-        <w:t xml:space="preserve">Threat Intelligence: </w:t>
-      </w:r>
-      <w:r>
-        <w:rPr>
-          <w:rFonts w:ascii="Source Sans Pro" w:eastAsia="Source Sans Pro" w:hAnsi="Source Sans Pro" w:cs="Source Sans Pro"/>
-          <w:sz w:val="19"/>
-          <w:szCs w:val="19"/>
-        </w:rPr>
-        <w:t>Transaction monitoring, AML typologies, KYC/CDD, sanctions screening, financial crime indicators</w:t>
-      </w:r>
-    </w:p>
-    <w:p>
-      <w:pPr>
-        <w:spacing w:before="24" w:after="24"/>
+        <w:t xml:space="preserve">Fraud &amp; AML: </w:t>
+      </w:r>
+      <w:r>
+        <w:rPr>
+          <w:rFonts w:ascii="Source Sans Pro" w:eastAsia="Source Sans Pro" w:hAnsi="Source Sans Pro" w:cs="Source Sans Pro"/>
+          <w:sz w:val="19"/>
+          <w:szCs w:val="19"/>
+        </w:rPr>
+        <w:t>Transaction monitoring, AML typologies, KYC/CDD, sanctions screening</w:t>
+      </w:r>
+    </w:p>
+    <w:p>
+      <w:pPr>
+        <w:spacing w:before="37" w:after="37"/>
       </w:pPr>
       <w:r>
         <w:rPr>
@@ -870,20 +852,20 @@
           <w:sz w:val="19"/>
           <w:szCs w:val="19"/>
         </w:rPr>
-        <w:t xml:space="preserve">Systems &amp; Networking: </w:t>
-      </w:r>
-      <w:r>
-        <w:rPr>
-          <w:rFonts w:ascii="Source Sans Pro" w:eastAsia="Source Sans Pro" w:hAnsi="Source Sans Pro" w:cs="Source Sans Pro"/>
-          <w:sz w:val="19"/>
-          <w:szCs w:val="19"/>
-        </w:rPr>
-        <w:t>Windows internals, Linux fundamentals, Python, Excel (pivot, VLOOKUP), SQL (basic), TCP/IP basics</w:t>
-      </w:r>
-    </w:p>
-    <w:p>
-      <w:pPr>
-        <w:spacing w:before="24" w:after="24"/>
+        <w:t xml:space="preserve">Systems &amp; Tools: </w:t>
+      </w:r>
+      <w:r>
+        <w:rPr>
+          <w:rFonts w:ascii="Source Sans Pro" w:eastAsia="Source Sans Pro" w:hAnsi="Source Sans Pro" w:cs="Source Sans Pro"/>
+          <w:sz w:val="19"/>
+          <w:szCs w:val="19"/>
+        </w:rPr>
+        <w:t>Windows internals, Linux fundamentals, Python, Excel, SQL (basic), TCP/IP basics</w:t>
+      </w:r>
+    </w:p>
+    <w:p>
+      <w:pPr>
+        <w:spacing w:before="37" w:after="37"/>
       </w:pPr>
       <w:r>
         <w:rPr>
@@ -892,15 +874,15 @@
           <w:sz w:val="19"/>
           <w:szCs w:val="19"/>
         </w:rPr>
-        <w:t xml:space="preserve">Automation: </w:t>
-      </w:r>
-      <w:r>
-        <w:rPr>
-          <w:rFonts w:ascii="Source Sans Pro" w:eastAsia="Source Sans Pro" w:hAnsi="Source Sans Pro" w:cs="Source Sans Pro"/>
-          <w:sz w:val="19"/>
-          <w:szCs w:val="19"/>
-        </w:rPr>
-        <w:t>MITRE ATT&amp;CK, OWASP Top 10, Incident Response (PICERL), audit trail documentation</w:t>
+        <w:t xml:space="preserve">Frameworks: </w:t>
+      </w:r>
+      <w:r>
+        <w:rPr>
+          <w:rFonts w:ascii="Source Sans Pro" w:eastAsia="Source Sans Pro" w:hAnsi="Source Sans Pro" w:cs="Source Sans Pro"/>
+          <w:sz w:val="19"/>
+          <w:szCs w:val="19"/>
+        </w:rPr>
+        <w:t>MITRE ATT&amp;CK, OWASP Top 10, Incident Response (PICERL), audit trail documentation, security, policy, management</w:t>
       </w:r>
     </w:p>
     <w:p>
@@ -908,7 +890,7 @@
         <w:pBdr>
           <w:bottom w:val="single" w:sz="6" w:space="1" w:color="000000"/>
         </w:pBdr>
-        <w:spacing w:before="155" w:after="52"/>
+        <w:spacing w:before="13" w:after="13"/>
         <w:rPr>
           <w:rFonts w:ascii="Source Sans Pro" w:eastAsia="Source Sans Pro" w:hAnsi="Source Sans Pro" w:cs="Source Sans Pro"/>
           <w:b/>
@@ -924,7 +906,7 @@
         <w:pBdr>
           <w:bottom w:val="single" w:sz="6" w:space="1" w:color="000000"/>
         </w:pBdr>
-        <w:spacing w:before="155" w:after="52"/>
+        <w:spacing w:before="73" w:after="0"/>
       </w:pPr>
       <w:r>
         <w:rPr>
@@ -945,7 +927,7 @@
           <w:ilvl w:val="0"/>
           <w:numId w:val="2"/>
         </w:numPr>
-        <w:spacing w:before="13" w:after="13"/>
+        <w:spacing w:before="13" w:after="25"/>
       </w:pPr>
       <w:r>
         <w:rPr>
@@ -964,7 +946,7 @@
           <w:ilvl w:val="0"/>
           <w:numId w:val="2"/>
         </w:numPr>
-        <w:spacing w:before="13" w:after="13"/>
+        <w:spacing w:before="13" w:after="25"/>
       </w:pPr>
       <w:r>
         <w:rPr>

--- a/resumes/Resume_Information_Security_Analyst_Burns___McDonnell_India__mid-tier_.docx
+++ b/resumes/Resume_Information_Security_Analyst_Burns___McDonnell_India__mid-tier_.docx
@@ -117,7 +117,7 @@
         <w:pBdr>
           <w:bottom w:val="single" w:sz="6" w:space="1" w:color="000000"/>
         </w:pBdr>
-        <w:spacing w:before="73" w:after="0"/>
+        <w:spacing w:before="117" w:after="0"/>
       </w:pPr>
       <w:r>
         <w:rPr>
@@ -289,7 +289,7 @@
     </w:p>
     <w:p>
       <w:pPr>
-        <w:spacing w:before="13" w:after="13"/>
+        <w:spacing w:before="17" w:after="17"/>
       </w:pPr>
     </w:p>
     <w:p>
@@ -297,7 +297,7 @@
         <w:pBdr>
           <w:bottom w:val="single" w:sz="6" w:space="1" w:color="000000"/>
         </w:pBdr>
-        <w:spacing w:before="73" w:after="0"/>
+        <w:spacing w:before="117" w:after="0"/>
       </w:pPr>
       <w:r>
         <w:rPr>
@@ -404,34 +404,16 @@
           <w:ilvl w:val="0"/>
           <w:numId w:val="2"/>
         </w:numPr>
-        <w:spacing w:before="13" w:after="25"/>
-      </w:pPr>
-      <w:r>
-        <w:rPr>
-          <w:rFonts w:ascii="Source Sans Pro" w:eastAsia="Source Sans Pro" w:hAnsi="Source Sans Pro" w:cs="Source Sans Pro"/>
-          <w:color w:val="000000"/>
-          <w:sz w:val="19"/>
-          <w:szCs w:val="19"/>
-        </w:rPr>
-        <w:t>Triaged 50+ weekly inventory reimbursement cases by severity and policy eligibility, mirroring the structured alert triage and escalation workflow used in SOC Tier 1 analyst roles.</w:t>
-      </w:r>
-      <w:proofErr w:type="spellStart"/>
-      <w:r>
-        <w:rPr>
-          <w:rFonts w:ascii="Source Sans Pro" w:eastAsia="Source Sans Pro" w:hAnsi="Source Sans Pro" w:cs="Source Sans Pro"/>
-          <w:color w:val="000000"/>
-          <w:sz w:val="19"/>
-          <w:szCs w:val="19"/>
-        </w:rPr>
-      </w:r>
-      <w:proofErr w:type="spellEnd"/>
-      <w:r>
-        <w:rPr>
-          <w:rFonts w:ascii="Source Sans Pro" w:eastAsia="Source Sans Pro" w:hAnsi="Source Sans Pro" w:cs="Source Sans Pro"/>
-          <w:color w:val="000000"/>
-          <w:sz w:val="19"/>
-          <w:szCs w:val="19"/>
-        </w:rPr>
+        <w:spacing w:before="13" w:after="35"/>
+      </w:pPr>
+      <w:r>
+        <w:rPr>
+          <w:rFonts w:ascii="Source Sans Pro" w:eastAsia="Source Sans Pro" w:hAnsi="Source Sans Pro" w:cs="Source Sans Pro"/>
+          <w:color w:val="000000"/>
+          <w:sz w:val="19"/>
+          <w:szCs w:val="19"/>
+        </w:rPr>
+        <w:t>Triaged 50+ weekly inventory cases by severity and policy eligibility, applied structured logic, documented decisions, and escalated edge cases over 80+ weeks.</w:t>
       </w:r>
     </w:p>
     <w:p>
@@ -441,16 +423,16 @@
           <w:ilvl w:val="0"/>
           <w:numId w:val="2"/>
         </w:numPr>
-        <w:spacing w:before="13" w:after="25"/>
-      </w:pPr>
-      <w:r>
-        <w:rPr>
-          <w:rFonts w:ascii="Source Sans Pro" w:eastAsia="Source Sans Pro" w:hAnsi="Source Sans Pro" w:cs="Source Sans Pro"/>
-          <w:color w:val="000000"/>
-          <w:sz w:val="19"/>
-          <w:szCs w:val="19"/>
-        </w:rPr>
-        <w:t>Conducted root cause analysis on seller claims, identifying policy violations and anomalous patterns, and escalated findings to senior reviewers.</w:t>
+        <w:spacing w:before="13" w:after="35"/>
+      </w:pPr>
+      <w:r>
+        <w:rPr>
+          <w:rFonts w:ascii="Source Sans Pro" w:eastAsia="Source Sans Pro" w:hAnsi="Source Sans Pro" w:cs="Source Sans Pro"/>
+          <w:color w:val="000000"/>
+          <w:sz w:val="19"/>
+          <w:szCs w:val="19"/>
+        </w:rPr>
+        <w:t>Conducted root cause analysis on 20+ complex claims weekly, identifying policy violations and anomalous patterns, with 95%+ case accuracy.</w:t>
       </w:r>
     </w:p>
     <w:p>
@@ -460,91 +442,16 @@
           <w:ilvl w:val="0"/>
           <w:numId w:val="2"/>
         </w:numPr>
-        <w:spacing w:before="13" w:after="25"/>
-      </w:pPr>
-      <w:r>
-        <w:rPr>
-          <w:rFonts w:ascii="Source Sans Pro" w:eastAsia="Source Sans Pro" w:hAnsi="Source Sans Pro" w:cs="Source Sans Pro"/>
-          <w:color w:val="000000"/>
-          <w:sz w:val="19"/>
-          <w:szCs w:val="19"/>
-        </w:rPr>
-        <w:t>Maintained audit-ready case documentation, recording investigation findings, decisions, and corrective actions, ensuring evidence chain-of-custody discipline for incident reporting and IT audit.</w:t>
-      </w:r>
-    </w:p>
-    <w:p>
-      <w:pPr>
-        <w:pBdr>
-          <w:bottom w:val="single" w:sz="6" w:space="1" w:color="000000"/>
-        </w:pBdr>
-        <w:spacing w:before="13" w:after="13"/>
-        <w:rPr>
-          <w:rFonts w:ascii="Source Sans Pro" w:eastAsia="Source Sans Pro" w:hAnsi="Source Sans Pro" w:cs="Source Sans Pro"/>
-          <w:b/>
-          <w:bCs/>
-          <w:color w:val="000000"/>
-          <w:sz w:val="22"/>
-          <w:szCs w:val="22"/>
-        </w:rPr>
-      </w:pPr>
-    </w:p>
-    <w:p>
-      <w:pPr>
-        <w:pBdr>
-          <w:bottom w:val="single" w:sz="6" w:space="1" w:color="000000"/>
-        </w:pBdr>
-        <w:spacing w:before="73" w:after="0"/>
-      </w:pPr>
-      <w:r>
-        <w:rPr>
-          <w:rFonts w:ascii="Source Sans Pro" w:eastAsia="Source Sans Pro" w:hAnsi="Source Sans Pro" w:cs="Source Sans Pro"/>
-          <w:b/>
-          <w:bCs/>
-          <w:color w:val="000000"/>
-          <w:sz w:val="22"/>
-          <w:szCs w:val="22"/>
-        </w:rPr>
-        <w:t>Projects</w:t>
-      </w:r>
-    </w:p>
-    <w:p>
-      <w:pPr>
-        <w:tabs>
-          <w:tab w:val="right" w:pos="10800"/>
-        </w:tabs>
-        <w:spacing w:before="20" w:after="0"/>
-      </w:pPr>
-      <w:proofErr w:type="spellStart"/>
-      <w:proofErr w:type="spellEnd"/>
-      <w:hyperlink r:id="rId13">
-        <w:r>
-          <w:rPr>
-            <w:rFonts w:ascii="Source Sans Pro" w:eastAsia="Source Sans Pro" w:hAnsi="Source Sans Pro" w:cs="Source Sans Pro"/>
-            <w:b/>
-            <w:sz w:val="19"/>
-            <w:szCs w:val="19"/>
-            <w:color w:val="000000"/>
-            <w:u w:val="single"/>
-          </w:rPr>
-          <w:t>Information Security Analyst - Phishing and OSINT Threat Intelligence Tool</w:t>
-        </w:r>
-      </w:hyperlink>
-      <w:r>
-        <w:rPr>
-          <w:rFonts w:ascii="Source Sans Pro" w:eastAsia="Source Sans Pro" w:hAnsi="Source Sans Pro" w:cs="Source Sans Pro"/>
-          <w:sz w:val="19"/>
-          <w:szCs w:val="19"/>
-        </w:rPr>
-        <w:t xml:space="preserve">  |  	</w:t>
-      </w:r>
-      <w:r>
-        <w:rPr>
-          <w:rFonts w:ascii="Source Sans Pro" w:eastAsia="Source Sans Pro" w:hAnsi="Source Sans Pro" w:cs="Source Sans Pro"/>
-          <w:i/>
-          <w:sz w:val="19"/>
-          <w:szCs w:val="19"/>
-        </w:rPr>
-        <w:t>Python, VirusTotal API, AbuseIPDB, WHOIS, Telegram bot</w:t>
+        <w:spacing w:before="13" w:after="35"/>
+      </w:pPr>
+      <w:r>
+        <w:rPr>
+          <w:rFonts w:ascii="Source Sans Pro" w:eastAsia="Source Sans Pro" w:hAnsi="Source Sans Pro" w:cs="Source Sans Pro"/>
+          <w:color w:val="000000"/>
+          <w:sz w:val="19"/>
+          <w:szCs w:val="19"/>
+        </w:rPr>
+        <w:t>Maintained structured case documentation across 500+ investigations, capturing key findings, decisions, actions, and audit trail for retrospective review and evidence retrieval.</w:t>
       </w:r>
     </w:p>
     <w:p>
@@ -554,16 +461,113 @@
           <w:ilvl w:val="0"/>
           <w:numId w:val="2"/>
         </w:numPr>
-        <w:spacing w:before="13" w:after="25"/>
-      </w:pPr>
-      <w:r>
-        <w:rPr>
-          <w:rFonts w:ascii="Source Sans Pro" w:eastAsia="Source Sans Pro" w:hAnsi="Source Sans Pro" w:cs="Source Sans Pro"/>
-          <w:color w:val="000000"/>
-          <w:sz w:val="19"/>
-          <w:szCs w:val="19"/>
-        </w:rPr>
-        <w:t>Built multi-API threat intelligence pipeline: submits suspicious data to VirusTotal, AbuseIPDB, and URLScan.io; cross-references WHOIS, DNS, and SSL details to produce a unified phishing probability score (EPSS 90).</w:t>
+        <w:spacing w:before="17" w:after="17"/>
+      </w:pPr>
+      <w:r>
+        <w:rPr>
+          <w:rFonts w:ascii="Source Sans Pro" w:eastAsia="Source Sans Pro" w:hAnsi="Source Sans Pro" w:cs="Source Sans Pro"/>
+          <w:color w:val="000000"/>
+          <w:sz w:val="19"/>
+          <w:szCs w:val="19"/>
+        </w:rPr>
+        <w:t xml:space="preserve"> </w:t>
+      </w:r>
+      <w:r>
+        <w:rPr>
+          <w:rFonts w:ascii="Source Sans Pro" w:eastAsia="Source Sans Pro" w:hAnsi="Source Sans Pro" w:cs="Source Sans Pro"/>
+          <w:color w:val="000000"/>
+          <w:sz w:val="19"/>
+          <w:szCs w:val="19"/>
+        </w:rPr>
+        <w:t/>
+      </w:r>
+      <w:r>
+        <w:rPr>
+          <w:rFonts w:ascii="Source Sans Pro" w:eastAsia="Source Sans Pro" w:hAnsi="Source Sans Pro" w:cs="Source Sans Pro"/>
+          <w:color w:val="000000"/>
+          <w:sz w:val="19"/>
+          <w:szCs w:val="19"/>
+        </w:rPr>
+        <w:t/>
+      </w:r>
+    </w:p>
+    <w:p>
+      <w:pPr>
+        <w:pStyle w:val="ListParagraph"/>
+        <w:spacing w:before="17" w:after="17"/>
+        <w:ind w:left="450"/>
+      </w:pPr>
+    </w:p>
+    <w:p>
+      <w:pPr>
+        <w:pStyle w:val="ListParagraph"/>
+        <w:spacing w:before="17" w:after="17"/>
+        <w:ind w:left="450"/>
+      </w:pPr>
+    </w:p>
+    <w:p>
+      <w:pPr>
+        <w:pBdr>
+          <w:bottom w:val="single" w:sz="6" w:space="1" w:color="000000"/>
+        </w:pBdr>
+        <w:spacing w:before="117" w:after="0"/>
+      </w:pPr>
+      <w:r>
+        <w:rPr>
+          <w:rFonts w:ascii="Source Sans Pro" w:eastAsia="Source Sans Pro" w:hAnsi="Source Sans Pro" w:cs="Source Sans Pro"/>
+          <w:b/>
+          <w:bCs/>
+          <w:color w:val="000000"/>
+          <w:sz w:val="22"/>
+          <w:szCs w:val="22"/>
+        </w:rPr>
+        <w:t>Projects</w:t>
+      </w:r>
+    </w:p>
+    <w:p>
+      <w:pPr>
+        <w:tabs>
+          <w:tab w:val="right" w:pos="10800"/>
+        </w:tabs>
+        <w:spacing w:before="20" w:after="0"/>
+      </w:pPr>
+      <w:hyperlink r:id="rId8">
+        <w:r>
+          <w:rPr>
+            <w:rFonts w:ascii="Source Sans Pro" w:eastAsia="Source Sans Pro" w:hAnsi="Source Sans Pro" w:cs="Source Sans Pro"/>
+            <w:b/>
+            <w:color w:val="000000"/>
+            <w:sz w:val="19"/>
+            <w:szCs w:val="19"/>
+            <w:u w:val="single"/>
+          </w:rPr>
+          <w:t>Phishing and OSINT Threat Intelligence Tool</w:t>
+        </w:r>
+      </w:hyperlink>
+      <w:r>
+        <w:rPr>
+          <w:rFonts w:ascii="Source Sans Pro" w:eastAsia="Source Sans Pro" w:hAnsi="Source Sans Pro" w:cs="Source Sans Pro"/>
+          <w:sz w:val="19"/>
+          <w:szCs w:val="19"/>
+        </w:rPr>
+        <w:t xml:space="preserve">  |  </w:t>
+      </w:r>
+      <w:r>
+        <w:rPr>
+          <w:rFonts w:ascii="Source Sans Pro" w:eastAsia="Source Sans Pro" w:hAnsi="Source Sans Pro" w:cs="Source Sans Pro"/>
+          <w:sz w:val="19"/>
+          <w:szCs w:val="19"/>
+        </w:rPr>
+        <w:tab/>
+      </w:r>
+      <w:r>
+        <w:rPr>
+          <w:rFonts w:ascii="Source Sans Pro" w:eastAsia="Source Sans Pro" w:hAnsi="Source Sans Pro" w:cs="Source Sans Pro"/>
+          <w:i/>
+          <w:sz w:val="19"/>
+          <w:szCs w:val="19"/>
+        </w:rPr>
+        <w:t>Python, VirusTotal API, AbuseIPDB, WHOIS, Telegram bot</w:t>
       </w:r>
     </w:p>
     <w:p>
@@ -573,16 +577,16 @@
           <w:ilvl w:val="0"/>
           <w:numId w:val="2"/>
         </w:numPr>
-        <w:spacing w:before="13" w:after="25"/>
-      </w:pPr>
-      <w:r>
-        <w:rPr>
-          <w:rFonts w:ascii="Source Sans Pro" w:eastAsia="Source Sans Pro" w:hAnsi="Source Sans Pro" w:cs="Source Sans Pro"/>
-          <w:color w:val="000000"/>
-          <w:sz w:val="19"/>
-          <w:szCs w:val="19"/>
-        </w:rPr>
-        <w:t>Developed typosquatting detector generating domain variants and checking live DNS resolution to catch brand-impersonation attacks early.</w:t>
+        <w:spacing w:before="13" w:after="35"/>
+      </w:pPr>
+      <w:r>
+        <w:rPr>
+          <w:rFonts w:ascii="Source Sans Pro" w:eastAsia="Source Sans Pro" w:hAnsi="Source Sans Pro" w:cs="Source Sans Pro"/>
+          <w:color w:val="000000"/>
+          <w:sz w:val="19"/>
+          <w:szCs w:val="19"/>
+        </w:rPr>
+        <w:t>Built multi-source risk assessment pipeline: submits vendor domains and IPs to VirusTotal, AbuseIPDB, URLScan.io, cross-references WHOIS, DNS, SSL certificate details for EPSS scores.</w:t>
       </w:r>
     </w:p>
     <w:p>
@@ -592,95 +596,16 @@
           <w:ilvl w:val="0"/>
           <w:numId w:val="2"/>
         </w:numPr>
-        <w:spacing w:before="13" w:after="25"/>
-      </w:pPr>
-      <w:r>
-        <w:rPr>
-          <w:rFonts w:ascii="Source Sans Pro" w:eastAsia="Source Sans Pro" w:hAnsi="Source Sans Pro" w:cs="Source Sans Pro"/>
-          <w:color w:val="000000"/>
-          <w:sz w:val="19"/>
-          <w:szCs w:val="19"/>
-        </w:rPr>
-        <w:t>Deployed Telegram bot interface for live IOC enrichment, supporting bulk CSV input/output and OSINT enrichment via theHarvester for domain profiling.</w:t>
-      </w:r>
-      <w:proofErr w:type="spellStart"/>
-      <w:r>
-        <w:rPr>
-          <w:rFonts w:ascii="Source Sans Pro" w:eastAsia="Source Sans Pro" w:hAnsi="Source Sans Pro" w:cs="Source Sans Pro"/>
-          <w:color w:val="000000"/>
-          <w:sz w:val="19"/>
-          <w:szCs w:val="19"/>
-        </w:rPr>
-      </w:r>
-      <w:proofErr w:type="spellEnd"/>
-      <w:r>
-        <w:rPr>
-          <w:rFonts w:ascii="Source Sans Pro" w:eastAsia="Source Sans Pro" w:hAnsi="Source Sans Pro" w:cs="Source Sans Pro"/>
-          <w:color w:val="000000"/>
-          <w:sz w:val="19"/>
-          <w:szCs w:val="19"/>
-        </w:rPr>
-      </w:r>
-      <w:proofErr w:type="spellStart"/>
-      <w:r>
-        <w:rPr>
-          <w:rFonts w:ascii="Source Sans Pro" w:eastAsia="Source Sans Pro" w:hAnsi="Source Sans Pro" w:cs="Source Sans Pro"/>
-          <w:color w:val="000000"/>
-          <w:sz w:val="19"/>
-          <w:szCs w:val="19"/>
-        </w:rPr>
-      </w:r>
-      <w:proofErr w:type="spellEnd"/>
-      <w:r>
-        <w:rPr>
-          <w:rFonts w:ascii="Source Sans Pro" w:eastAsia="Source Sans Pro" w:hAnsi="Source Sans Pro" w:cs="Source Sans Pro"/>
-          <w:color w:val="000000"/>
-          <w:sz w:val="19"/>
-          <w:szCs w:val="19"/>
-        </w:rPr>
-      </w:r>
-    </w:p>
-    <w:p>
-      <w:pPr>
-        <w:spacing w:before="13" w:after="13"/>
-      </w:pPr>
-    </w:p>
-    <w:p>
-      <w:pPr>
-        <w:tabs>
-          <w:tab w:val="right" w:pos="10800"/>
-        </w:tabs>
-        <w:spacing w:before="30" w:after="0"/>
-      </w:pPr>
-      <w:hyperlink r:id="rId14">
-        <w:r>
-          <w:rPr>
-            <w:rFonts w:ascii="Source Sans Pro" w:eastAsia="Source Sans Pro" w:hAnsi="Source Sans Pro" w:cs="Source Sans Pro"/>
-            <w:b/>
-            <w:sz w:val="19"/>
-            <w:szCs w:val="19"/>
-            <w:color w:val="000000"/>
-            <w:u w:val="single"/>
-          </w:rPr>
-          <w:t>Information Security Analyst - Vulnerability Scanner and Patch Prioritization Engine</w:t>
-        </w:r>
-      </w:hyperlink>
-      <w:r>
-        <w:rPr>
-          <w:rFonts w:ascii="Source Sans Pro" w:eastAsia="Source Sans Pro" w:hAnsi="Source Sans Pro" w:cs="Source Sans Pro"/>
-          <w:sz w:val="19"/>
-          <w:szCs w:val="19"/>
-        </w:rPr>
-        <w:t xml:space="preserve">  |  	</w:t>
-      </w:r>
-      <w:r>
-        <w:rPr>
-          <w:rFonts w:ascii="Source Sans Pro" w:eastAsia="Source Sans Pro" w:hAnsi="Source Sans Pro" w:cs="Source Sans Pro"/>
-          <w:i/>
-          <w:sz w:val="19"/>
-          <w:szCs w:val="19"/>
-        </w:rPr>
-        <w:t>Python, Bash, Nessus, OpenVAS, NVD API</w:t>
+        <w:spacing w:before="13" w:after="35"/>
+      </w:pPr>
+      <w:r>
+        <w:rPr>
+          <w:rFonts w:ascii="Source Sans Pro" w:eastAsia="Source Sans Pro" w:hAnsi="Source Sans Pro" w:cs="Source Sans Pro"/>
+          <w:color w:val="000000"/>
+          <w:sz w:val="19"/>
+          <w:szCs w:val="19"/>
+        </w:rPr>
+        <w:t>Implemented domain reputation assessment tool generating typosquatting variants and checking live DNS resolution for early brand-impersonation risk warnings in vendor and partner ecosystems.</w:t>
       </w:r>
     </w:p>
     <w:p>
@@ -690,16 +615,67 @@
           <w:ilvl w:val="0"/>
           <w:numId w:val="2"/>
         </w:numPr>
-        <w:spacing w:before="13" w:after="25"/>
-      </w:pPr>
-      <w:r>
-        <w:rPr>
-          <w:rFonts w:ascii="Source Sans Pro" w:eastAsia="Source Sans Pro" w:hAnsi="Source Sans Pro" w:cs="Source Sans Pro"/>
-          <w:color w:val="000000"/>
-          <w:sz w:val="19"/>
-          <w:szCs w:val="19"/>
-        </w:rPr>
-        <w:t>Developed automated vulnerability assessment pipeline integrating Nessus and OpenVAS REST APIs in Python, generating CVE reports with CVSS severity and EPSS scoring from FIRST.org API.</w:t>
+        <w:spacing w:before="13" w:after="35"/>
+      </w:pPr>
+      <w:r>
+        <w:rPr>
+          <w:rFonts w:ascii="Source Sans Pro" w:eastAsia="Source Sans Pro" w:hAnsi="Source Sans Pro" w:cs="Source Sans Pro"/>
+          <w:color w:val="000000"/>
+          <w:sz w:val="19"/>
+          <w:szCs w:val="19"/>
+        </w:rPr>
+        <w:t>Deployed Telegram bot for automated risk assessment, supporting bulk CSV input/output and OSINT enrichment via theHarvester for domain profiling.</w:t>
+      </w:r>
+    </w:p>
+    <w:p>
+      <w:pPr>
+        <w:spacing w:before="17" w:after="17"/>
+      </w:pPr>
+    </w:p>
+    <w:p>
+      <w:pPr>
+        <w:tabs>
+          <w:tab w:val="right" w:pos="10800"/>
+        </w:tabs>
+        <w:spacing w:before="30" w:after="0"/>
+      </w:pPr>
+      <w:hyperlink r:id="rId9">
+        <w:r>
+          <w:rPr>
+            <w:rFonts w:ascii="Source Sans Pro" w:eastAsia="Source Sans Pro" w:hAnsi="Source Sans Pro" w:cs="Source Sans Pro"/>
+            <w:b/>
+            <w:color w:val="000000"/>
+            <w:sz w:val="19"/>
+            <w:szCs w:val="19"/>
+            <w:u w:val="single"/>
+          </w:rPr>
+          <w:t>Vulnerability Scanner and Patch Prioritization Engine</w:t>
+        </w:r>
+      </w:hyperlink>
+      <w:r>
+        <w:rPr>
+          <w:rFonts w:ascii="Source Sans Pro" w:eastAsia="Source Sans Pro" w:hAnsi="Source Sans Pro" w:cs="Source Sans Pro"/>
+          <w:sz w:val="19"/>
+          <w:szCs w:val="19"/>
+        </w:rPr>
+        <w:t xml:space="preserve">  |  </w:t>
+      </w:r>
+      <w:r>
+        <w:rPr>
+          <w:rFonts w:ascii="Source Sans Pro" w:eastAsia="Source Sans Pro" w:hAnsi="Source Sans Pro" w:cs="Source Sans Pro"/>
+          <w:sz w:val="19"/>
+          <w:szCs w:val="19"/>
+        </w:rPr>
+        <w:tab/>
+      </w:r>
+      <w:r>
+        <w:rPr>
+          <w:rFonts w:ascii="Source Sans Pro" w:eastAsia="Source Sans Pro" w:hAnsi="Source Sans Pro" w:cs="Source Sans Pro"/>
+          <w:i/>
+          <w:sz w:val="19"/>
+          <w:szCs w:val="19"/>
+        </w:rPr>
+        <w:t>Python, Bash, Nessus, OpenVAS, NVD API</w:t>
       </w:r>
     </w:p>
     <w:p>
@@ -709,16 +685,16 @@
           <w:ilvl w:val="0"/>
           <w:numId w:val="2"/>
         </w:numPr>
-        <w:spacing w:before="13" w:after="25"/>
-      </w:pPr>
-      <w:r>
-        <w:rPr>
-          <w:rFonts w:ascii="Source Sans Pro" w:eastAsia="Source Sans Pro" w:hAnsi="Source Sans Pro" w:cs="Source Sans Pro"/>
-          <w:color w:val="000000"/>
-          <w:sz w:val="19"/>
-          <w:szCs w:val="19"/>
-        </w:rPr>
-        <w:t>Developed OWASP Top 10 automated web checker detecting injection, auth, and SSRF vulnerabilities; documented SQL injection exploit and remediation.</w:t>
+        <w:spacing w:before="13" w:after="35"/>
+      </w:pPr>
+      <w:r>
+        <w:rPr>
+          <w:rFonts w:ascii="Source Sans Pro" w:eastAsia="Source Sans Pro" w:hAnsi="Source Sans Pro" w:cs="Source Sans Pro"/>
+          <w:color w:val="000000"/>
+          <w:sz w:val="19"/>
+          <w:szCs w:val="19"/>
+        </w:rPr>
+        <w:t>Built automated pipeline integrating Nessus and OpenVAS APIs, generating audit-ready CVE reports with EPSS scoring and CVSS severity, using FIRST.org API.</w:t>
       </w:r>
     </w:p>
     <w:p>
@@ -728,196 +704,16 @@
           <w:ilvl w:val="0"/>
           <w:numId w:val="2"/>
         </w:numPr>
-        <w:spacing w:before="13" w:after="25"/>
-      </w:pPr>
-      <w:r>
-        <w:rPr>
-          <w:rFonts w:ascii="Source Sans Pro" w:eastAsia="Source Sans Pro" w:hAnsi="Source Sans Pro" w:cs="Source Sans Pro"/>
-          <w:color w:val="000000"/>
-          <w:sz w:val="19"/>
-          <w:szCs w:val="19"/>
-        </w:rPr>
-        <w:t>Automated scan scheduling via Bash and cron; built delta-scan logic to flag new CVEs and calculate remediation SLA deadlines (Critical=24hrs, High=7 days, Medium=30 days).</w:t>
-      </w:r>
-    </w:p>
-    <w:p>
-      <w:pPr>
-        <w:pBdr>
-          <w:bottom w:val="single" w:sz="6" w:space="1" w:color="000000"/>
-        </w:pBdr>
-        <w:spacing w:before="13" w:after="13"/>
-        <w:rPr>
-          <w:rFonts w:ascii="Source Sans Pro" w:eastAsia="Source Sans Pro" w:hAnsi="Source Sans Pro" w:cs="Source Sans Pro"/>
-          <w:b/>
-          <w:bCs/>
-          <w:color w:val="000000"/>
-          <w:sz w:val="22"/>
-          <w:szCs w:val="22"/>
-        </w:rPr>
-      </w:pPr>
-    </w:p>
-    <w:p>
-      <w:pPr>
-        <w:pBdr>
-          <w:bottom w:val="single" w:sz="6" w:space="1" w:color="000000"/>
-        </w:pBdr>
-        <w:spacing w:before="73" w:after="0"/>
-      </w:pPr>
-      <w:r>
-        <w:rPr>
-          <w:rFonts w:ascii="Source Sans Pro" w:eastAsia="Source Sans Pro" w:hAnsi="Source Sans Pro" w:cs="Source Sans Pro"/>
-          <w:b/>
-          <w:bCs/>
-          <w:color w:val="000000"/>
-          <w:sz w:val="22"/>
-          <w:szCs w:val="22"/>
-        </w:rPr>
-        <w:t>Technical Skills</w:t>
-      </w:r>
-    </w:p>
-    <w:p>
-      <w:pPr>
-        <w:spacing w:before="37" w:after="37"/>
-      </w:pPr>
-      <w:r>
-        <w:rPr>
-          <w:rFonts w:ascii="Source Sans Pro" w:eastAsia="Source Sans Pro" w:hAnsi="Source Sans Pro" w:cs="Source Sans Pro"/>
-          <w:b/>
-          <w:sz w:val="19"/>
-          <w:szCs w:val="19"/>
-        </w:rPr>
-        <w:t xml:space="preserve">GRC &amp; Compliance: </w:t>
-      </w:r>
-      <w:r>
-        <w:rPr>
-          <w:rFonts w:ascii="Source Sans Pro" w:eastAsia="Source Sans Pro" w:hAnsi="Source Sans Pro" w:cs="Source Sans Pro"/>
-          <w:sz w:val="19"/>
-          <w:szCs w:val="19"/>
-        </w:rPr>
-        <w:t>NIST CSF, ISO 27001, PCI-DSS, GDPR/PDPB, SOX/ITGC, compliance monitoring</w:t>
-      </w:r>
-    </w:p>
-    <w:p>
-      <w:pPr>
-        <w:spacing w:before="37" w:after="37"/>
-      </w:pPr>
-      <w:r>
-        <w:rPr>
-          <w:rFonts w:ascii="Source Sans Pro" w:eastAsia="Source Sans Pro" w:hAnsi="Source Sans Pro" w:cs="Source Sans Pro"/>
-          <w:b/>
-          <w:sz w:val="19"/>
-          <w:szCs w:val="19"/>
-        </w:rPr>
-        <w:t xml:space="preserve">Risk &amp; Audit: </w:t>
-      </w:r>
-      <w:r>
-        <w:rPr>
-          <w:rFonts w:ascii="Source Sans Pro" w:eastAsia="Source Sans Pro" w:hAnsi="Source Sans Pro" w:cs="Source Sans Pro"/>
-          <w:sz w:val="19"/>
-          <w:szCs w:val="19"/>
-        </w:rPr>
-        <w:t>Risk assessment, control testing, audit documentation, vendor risk, RCSA basics</w:t>
-      </w:r>
-    </w:p>
-    <w:p>
-      <w:pPr>
-        <w:spacing w:before="37" w:after="37"/>
-      </w:pPr>
-      <w:r>
-        <w:rPr>
-          <w:rFonts w:ascii="Source Sans Pro" w:eastAsia="Source Sans Pro" w:hAnsi="Source Sans Pro" w:cs="Source Sans Pro"/>
-          <w:b/>
-          <w:sz w:val="19"/>
-          <w:szCs w:val="19"/>
-        </w:rPr>
-        <w:t xml:space="preserve">Fraud &amp; AML: </w:t>
-      </w:r>
-      <w:r>
-        <w:rPr>
-          <w:rFonts w:ascii="Source Sans Pro" w:eastAsia="Source Sans Pro" w:hAnsi="Source Sans Pro" w:cs="Source Sans Pro"/>
-          <w:sz w:val="19"/>
-          <w:szCs w:val="19"/>
-        </w:rPr>
-        <w:t>Transaction monitoring, AML typologies, KYC/CDD, sanctions screening</w:t>
-      </w:r>
-    </w:p>
-    <w:p>
-      <w:pPr>
-        <w:spacing w:before="37" w:after="37"/>
-      </w:pPr>
-      <w:r>
-        <w:rPr>
-          <w:rFonts w:ascii="Source Sans Pro" w:eastAsia="Source Sans Pro" w:hAnsi="Source Sans Pro" w:cs="Source Sans Pro"/>
-          <w:b/>
-          <w:sz w:val="19"/>
-          <w:szCs w:val="19"/>
-        </w:rPr>
-        <w:t xml:space="preserve">Systems &amp; Tools: </w:t>
-      </w:r>
-      <w:r>
-        <w:rPr>
-          <w:rFonts w:ascii="Source Sans Pro" w:eastAsia="Source Sans Pro" w:hAnsi="Source Sans Pro" w:cs="Source Sans Pro"/>
-          <w:sz w:val="19"/>
-          <w:szCs w:val="19"/>
-        </w:rPr>
-        <w:t>Windows internals, Linux fundamentals, Python, Excel, SQL (basic), TCP/IP basics</w:t>
-      </w:r>
-    </w:p>
-    <w:p>
-      <w:pPr>
-        <w:spacing w:before="37" w:after="37"/>
-      </w:pPr>
-      <w:r>
-        <w:rPr>
-          <w:rFonts w:ascii="Source Sans Pro" w:eastAsia="Source Sans Pro" w:hAnsi="Source Sans Pro" w:cs="Source Sans Pro"/>
-          <w:b/>
-          <w:sz w:val="19"/>
-          <w:szCs w:val="19"/>
-        </w:rPr>
-        <w:t xml:space="preserve">Frameworks: </w:t>
-      </w:r>
-      <w:r>
-        <w:rPr>
-          <w:rFonts w:ascii="Source Sans Pro" w:eastAsia="Source Sans Pro" w:hAnsi="Source Sans Pro" w:cs="Source Sans Pro"/>
-          <w:sz w:val="19"/>
-          <w:szCs w:val="19"/>
-        </w:rPr>
-        <w:t>MITRE ATT&amp;CK, OWASP Top 10, Incident Response (PICERL), audit trail documentation, security, policy, management</w:t>
-      </w:r>
-    </w:p>
-    <w:p>
-      <w:pPr>
-        <w:pBdr>
-          <w:bottom w:val="single" w:sz="6" w:space="1" w:color="000000"/>
-        </w:pBdr>
-        <w:spacing w:before="13" w:after="13"/>
-        <w:rPr>
-          <w:rFonts w:ascii="Source Sans Pro" w:eastAsia="Source Sans Pro" w:hAnsi="Source Sans Pro" w:cs="Source Sans Pro"/>
-          <w:b/>
-          <w:bCs/>
-          <w:color w:val="000000"/>
-          <w:sz w:val="22"/>
-          <w:szCs w:val="22"/>
-        </w:rPr>
-      </w:pPr>
-    </w:p>
-    <w:p>
-      <w:pPr>
-        <w:pBdr>
-          <w:bottom w:val="single" w:sz="6" w:space="1" w:color="000000"/>
-        </w:pBdr>
-        <w:spacing w:before="73" w:after="0"/>
-      </w:pPr>
-      <w:r>
-        <w:rPr>
-          <w:rFonts w:ascii="Source Sans Pro" w:eastAsia="Source Sans Pro" w:hAnsi="Source Sans Pro" w:cs="Source Sans Pro"/>
-          <w:b/>
-          <w:bCs/>
-          <w:color w:val="000000"/>
-          <w:sz w:val="22"/>
-          <w:szCs w:val="22"/>
-        </w:rPr>
-        <w:t>Certifications</w:t>
+        <w:spacing w:before="13" w:after="35"/>
+      </w:pPr>
+      <w:r>
+        <w:rPr>
+          <w:rFonts w:ascii="Source Sans Pro" w:eastAsia="Source Sans Pro" w:hAnsi="Source Sans Pro" w:cs="Source Sans Pro"/>
+          <w:color w:val="000000"/>
+          <w:sz w:val="19"/>
+          <w:szCs w:val="19"/>
+        </w:rPr>
+        <w:t>Developed OWASP Top 10 automated compliance checker validating web app security controls; documented vulnerability audit trails including SQL injection evidence and parameterised query fixes.</w:t>
       </w:r>
     </w:p>
     <w:p>
@@ -927,16 +723,187 @@
           <w:ilvl w:val="0"/>
           <w:numId w:val="2"/>
         </w:numPr>
-        <w:spacing w:before="13" w:after="25"/>
-      </w:pPr>
-      <w:r>
-        <w:rPr>
-          <w:rFonts w:ascii="Source Sans Pro" w:eastAsia="Source Sans Pro" w:hAnsi="Source Sans Pro" w:cs="Source Sans Pro"/>
-          <w:color w:val="000000"/>
-          <w:sz w:val="19"/>
-          <w:szCs w:val="19"/>
-        </w:rPr>
-        <w:t>CompTIA Security+ SY0-701  —  in progress, exam target Q3 2026</w:t>
+        <w:spacing w:before="13" w:after="35"/>
+      </w:pPr>
+      <w:r>
+        <w:rPr>
+          <w:rFonts w:ascii="Source Sans Pro" w:eastAsia="Source Sans Pro" w:hAnsi="Source Sans Pro" w:cs="Source Sans Pro"/>
+          <w:color w:val="000000"/>
+          <w:sz w:val="19"/>
+          <w:szCs w:val="19"/>
+        </w:rPr>
+        <w:t>Automated compliance scans schedule via Bash, tracking remediation progress against SLA deadlines (24hrs Critical, 7 days High, 30 days Medium) for patch compliance reporting.</w:t>
+      </w:r>
+    </w:p>
+    <w:p>
+      <w:pPr>
+        <w:pStyle w:val="ListParagraph"/>
+        <w:spacing w:before="17" w:after="17"/>
+        <w:ind w:left="450"/>
+      </w:pPr>
+    </w:p>
+    <w:p>
+      <w:pPr>
+        <w:pBdr>
+          <w:bottom w:val="single" w:sz="6" w:space="1" w:color="000000"/>
+        </w:pBdr>
+        <w:spacing w:before="117" w:after="0"/>
+      </w:pPr>
+      <w:r>
+        <w:rPr>
+          <w:rFonts w:ascii="Source Sans Pro" w:eastAsia="Source Sans Pro" w:hAnsi="Source Sans Pro" w:cs="Source Sans Pro"/>
+          <w:b/>
+          <w:bCs/>
+          <w:color w:val="000000"/>
+          <w:sz w:val="22"/>
+          <w:szCs w:val="22"/>
+        </w:rPr>
+        <w:t>Technical Skills</w:t>
+      </w:r>
+    </w:p>
+    <w:p>
+      <w:pPr>
+        <w:spacing w:before="48" w:after="48"/>
+      </w:pPr>
+      <w:r>
+        <w:rPr>
+          <w:rFonts w:ascii="Source Sans Pro" w:eastAsia="Source Sans Pro" w:hAnsi="Source Sans Pro" w:cs="Source Sans Pro"/>
+          <w:b/>
+          <w:sz w:val="19"/>
+          <w:szCs w:val="19"/>
+        </w:rPr>
+        <w:t xml:space="preserve">GRC &amp; Compliance: </w:t>
+      </w:r>
+      <w:r>
+        <w:rPr>
+          <w:rFonts w:ascii="Source Sans Pro" w:eastAsia="Source Sans Pro" w:hAnsi="Source Sans Pro" w:cs="Source Sans Pro"/>
+          <w:sz w:val="19"/>
+          <w:szCs w:val="19"/>
+        </w:rPr>
+        <w:t>NIST CSF, ISO 27001, PCI-DSS, GDPR/PDPB, SOX/ITGC, compliance monitoring</w:t>
+      </w:r>
+    </w:p>
+    <w:p>
+      <w:pPr>
+        <w:spacing w:before="48" w:after="48"/>
+      </w:pPr>
+      <w:r>
+        <w:rPr>
+          <w:rFonts w:ascii="Source Sans Pro" w:eastAsia="Source Sans Pro" w:hAnsi="Source Sans Pro" w:cs="Source Sans Pro"/>
+          <w:b/>
+          <w:sz w:val="19"/>
+          <w:szCs w:val="19"/>
+        </w:rPr>
+        <w:t xml:space="preserve">Risk &amp; Audit: </w:t>
+      </w:r>
+      <w:r>
+        <w:rPr>
+          <w:rFonts w:ascii="Source Sans Pro" w:eastAsia="Source Sans Pro" w:hAnsi="Source Sans Pro" w:cs="Source Sans Pro"/>
+          <w:sz w:val="19"/>
+          <w:szCs w:val="19"/>
+        </w:rPr>
+        <w:t>Risk assessment, control testing, audit documentation, vendor risk, RCSA basics</w:t>
+      </w:r>
+    </w:p>
+    <w:p>
+      <w:pPr>
+        <w:spacing w:before="48" w:after="48"/>
+      </w:pPr>
+      <w:r>
+        <w:rPr>
+          <w:rFonts w:ascii="Source Sans Pro" w:eastAsia="Source Sans Pro" w:hAnsi="Source Sans Pro" w:cs="Source Sans Pro"/>
+          <w:b/>
+          <w:sz w:val="19"/>
+          <w:szCs w:val="19"/>
+        </w:rPr>
+        <w:t xml:space="preserve">Fraud &amp; AML: </w:t>
+      </w:r>
+      <w:r>
+        <w:rPr>
+          <w:rFonts w:ascii="Source Sans Pro" w:eastAsia="Source Sans Pro" w:hAnsi="Source Sans Pro" w:cs="Source Sans Pro"/>
+          <w:sz w:val="19"/>
+          <w:szCs w:val="19"/>
+        </w:rPr>
+        <w:t>Transaction monitoring, AML typologies, KYC/CDD, sanctions screening</w:t>
+      </w:r>
+    </w:p>
+    <w:p>
+      <w:pPr>
+        <w:spacing w:before="48" w:after="48"/>
+      </w:pPr>
+      <w:r>
+        <w:rPr>
+          <w:rFonts w:ascii="Source Sans Pro" w:eastAsia="Source Sans Pro" w:hAnsi="Source Sans Pro" w:cs="Source Sans Pro"/>
+          <w:b/>
+          <w:sz w:val="19"/>
+          <w:szCs w:val="19"/>
+        </w:rPr>
+        <w:t xml:space="preserve">Systems &amp; Tools: </w:t>
+      </w:r>
+      <w:r>
+        <w:rPr>
+          <w:rFonts w:ascii="Source Sans Pro" w:eastAsia="Source Sans Pro" w:hAnsi="Source Sans Pro" w:cs="Source Sans Pro"/>
+          <w:sz w:val="19"/>
+          <w:szCs w:val="19"/>
+        </w:rPr>
+        <w:t>Windows internals, Linux fundamentals, Python, Excel, SQL (basic), TCP/IP basics</w:t>
+      </w:r>
+    </w:p>
+    <w:p>
+      <w:pPr>
+        <w:spacing w:before="48" w:after="48"/>
+      </w:pPr>
+      <w:r>
+        <w:rPr>
+          <w:rFonts w:ascii="Source Sans Pro" w:eastAsia="Source Sans Pro" w:hAnsi="Source Sans Pro" w:cs="Source Sans Pro"/>
+          <w:b/>
+          <w:sz w:val="19"/>
+          <w:szCs w:val="19"/>
+        </w:rPr>
+        <w:t xml:space="preserve">Frameworks: </w:t>
+      </w:r>
+      <w:r>
+        <w:rPr>
+          <w:rFonts w:ascii="Source Sans Pro" w:eastAsia="Source Sans Pro" w:hAnsi="Source Sans Pro" w:cs="Source Sans Pro"/>
+          <w:sz w:val="19"/>
+          <w:szCs w:val="19"/>
+        </w:rPr>
+        <w:t>MITRE ATT&amp;CK, OWASP Top 10, Incident Response (PICERL), audit trail documentation, security, analysis</w:t>
+      </w:r>
+    </w:p>
+    <w:p>
+      <w:pPr>
+        <w:pBdr>
+          <w:bottom w:val="single" w:sz="6" w:space="1" w:color="000000"/>
+        </w:pBdr>
+        <w:spacing w:before="17" w:after="17"/>
+        <w:rPr>
+          <w:rFonts w:ascii="Source Sans Pro" w:eastAsia="Source Sans Pro" w:hAnsi="Source Sans Pro" w:cs="Source Sans Pro"/>
+          <w:b/>
+          <w:bCs/>
+          <w:color w:val="000000"/>
+          <w:sz w:val="22"/>
+          <w:szCs w:val="22"/>
+        </w:rPr>
+      </w:pPr>
+    </w:p>
+    <w:p>
+      <w:pPr>
+        <w:pBdr>
+          <w:bottom w:val="single" w:sz="6" w:space="1" w:color="000000"/>
+        </w:pBdr>
+        <w:spacing w:before="117" w:after="0"/>
+      </w:pPr>
+      <w:r>
+        <w:rPr>
+          <w:rFonts w:ascii="Source Sans Pro" w:eastAsia="Source Sans Pro" w:hAnsi="Source Sans Pro" w:cs="Source Sans Pro"/>
+          <w:b/>
+          <w:bCs/>
+          <w:color w:val="000000"/>
+          <w:sz w:val="22"/>
+          <w:szCs w:val="22"/>
+        </w:rPr>
+        <w:t>Certifications</w:t>
       </w:r>
     </w:p>
     <w:p>
@@ -946,7 +913,26 @@
           <w:ilvl w:val="0"/>
           <w:numId w:val="2"/>
         </w:numPr>
-        <w:spacing w:before="13" w:after="25"/>
+        <w:spacing w:before="13" w:after="35"/>
+      </w:pPr>
+      <w:r>
+        <w:rPr>
+          <w:rFonts w:ascii="Source Sans Pro" w:eastAsia="Source Sans Pro" w:hAnsi="Source Sans Pro" w:cs="Source Sans Pro"/>
+          <w:color w:val="000000"/>
+          <w:sz w:val="19"/>
+          <w:szCs w:val="19"/>
+        </w:rPr>
+        <w:t>CompTIA Security+ SY0-701  —  in progress, exam target Q3 2026</w:t>
+      </w:r>
+    </w:p>
+    <w:p>
+      <w:pPr>
+        <w:pStyle w:val="ListParagraph"/>
+        <w:numPr>
+          <w:ilvl w:val="0"/>
+          <w:numId w:val="2"/>
+        </w:numPr>
+        <w:spacing w:before="13" w:after="35"/>
       </w:pPr>
       <w:r>
         <w:rPr>

--- a/resumes/Resume_Information_Security_Analyst_Burns___McDonnell_India__mid-tier_.docx
+++ b/resumes/Resume_Information_Security_Analyst_Burns___McDonnell_India__mid-tier_.docx
@@ -117,7 +117,7 @@
         <w:pBdr>
           <w:bottom w:val="single" w:sz="6" w:space="1" w:color="000000"/>
         </w:pBdr>
-        <w:spacing w:before="117" w:after="0"/>
+        <w:spacing w:before="89" w:after="0"/>
       </w:pPr>
       <w:r>
         <w:rPr>
@@ -289,7 +289,7 @@
     </w:p>
     <w:p>
       <w:pPr>
-        <w:spacing w:before="17" w:after="17"/>
+        <w:spacing w:before="14" w:after="14"/>
       </w:pPr>
     </w:p>
     <w:p>
@@ -297,7 +297,7 @@
         <w:pBdr>
           <w:bottom w:val="single" w:sz="6" w:space="1" w:color="000000"/>
         </w:pBdr>
-        <w:spacing w:before="117" w:after="0"/>
+        <w:spacing w:before="89" w:after="0"/>
       </w:pPr>
       <w:r>
         <w:rPr>
@@ -404,16 +404,16 @@
           <w:ilvl w:val="0"/>
           <w:numId w:val="2"/>
         </w:numPr>
-        <w:spacing w:before="13" w:after="35"/>
-      </w:pPr>
-      <w:r>
-        <w:rPr>
-          <w:rFonts w:ascii="Source Sans Pro" w:eastAsia="Source Sans Pro" w:hAnsi="Source Sans Pro" w:cs="Source Sans Pro"/>
-          <w:color w:val="000000"/>
-          <w:sz w:val="19"/>
-          <w:szCs w:val="19"/>
-        </w:rPr>
-        <w:t>Triaged 50+ weekly inventory cases by severity and policy eligibility, applied structured logic, documented decisions, and escalated edge cases over 80+ weeks.</w:t>
+        <w:spacing w:before="13" w:after="27"/>
+      </w:pPr>
+      <w:r>
+        <w:rPr>
+          <w:rFonts w:ascii="Source Sans Pro" w:eastAsia="Source Sans Pro" w:hAnsi="Source Sans Pro" w:cs="Source Sans Pro"/>
+          <w:color w:val="000000"/>
+          <w:sz w:val="19"/>
+          <w:szCs w:val="19"/>
+        </w:rPr>
+        <w:t>Triaged 50+ weekly inventory reimbursement cases by severity and policy eligibility, ensuring compliance with government regulations.</w:t>
       </w:r>
     </w:p>
     <w:p>
@@ -423,16 +423,16 @@
           <w:ilvl w:val="0"/>
           <w:numId w:val="2"/>
         </w:numPr>
-        <w:spacing w:before="13" w:after="35"/>
-      </w:pPr>
-      <w:r>
-        <w:rPr>
-          <w:rFonts w:ascii="Source Sans Pro" w:eastAsia="Source Sans Pro" w:hAnsi="Source Sans Pro" w:cs="Source Sans Pro"/>
-          <w:color w:val="000000"/>
-          <w:sz w:val="19"/>
-          <w:szCs w:val="19"/>
-        </w:rPr>
-        <w:t>Conducted root cause analysis on 20+ complex claims weekly, identifying policy violations and anomalous patterns, with 95%+ case accuracy.</w:t>
+        <w:spacing w:before="13" w:after="27"/>
+      </w:pPr>
+      <w:r>
+        <w:rPr>
+          <w:rFonts w:ascii="Source Sans Pro" w:eastAsia="Source Sans Pro" w:hAnsi="Source Sans Pro" w:cs="Source Sans Pro"/>
+          <w:color w:val="000000"/>
+          <w:sz w:val="19"/>
+          <w:szCs w:val="19"/>
+        </w:rPr>
+        <w:t>Conducted root cause analysis on seller claims, identifying policy violations and anomalous patterns, and escalated findings to senior reviewers for security analysis and risk management.</w:t>
       </w:r>
     </w:p>
     <w:p>
@@ -442,16 +442,16 @@
           <w:ilvl w:val="0"/>
           <w:numId w:val="2"/>
         </w:numPr>
-        <w:spacing w:before="13" w:after="35"/>
-      </w:pPr>
-      <w:r>
-        <w:rPr>
-          <w:rFonts w:ascii="Source Sans Pro" w:eastAsia="Source Sans Pro" w:hAnsi="Source Sans Pro" w:cs="Source Sans Pro"/>
-          <w:color w:val="000000"/>
-          <w:sz w:val="19"/>
-          <w:szCs w:val="19"/>
-        </w:rPr>
-        <w:t>Maintained structured case documentation across 500+ investigations, capturing key findings, decisions, actions, and audit trail for retrospective review and evidence retrieval.</w:t>
+        <w:spacing w:before="13" w:after="27"/>
+      </w:pPr>
+      <w:r>
+        <w:rPr>
+          <w:rFonts w:ascii="Source Sans Pro" w:eastAsia="Source Sans Pro" w:hAnsi="Source Sans Pro" w:cs="Source Sans Pro"/>
+          <w:color w:val="000000"/>
+          <w:sz w:val="19"/>
+          <w:szCs w:val="19"/>
+        </w:rPr>
+        <w:t>Maintained audit-ready case documentation recording investigation findings, decisions, evidence notes, and corrective actions to support compliance tracking and control validation.</w:t>
       </w:r>
     </w:p>
     <w:p>
@@ -461,16 +461,16 @@
           <w:ilvl w:val="0"/>
           <w:numId w:val="2"/>
         </w:numPr>
-        <w:spacing w:before="17" w:after="17"/>
-      </w:pPr>
-      <w:r>
-        <w:rPr>
-          <w:rFonts w:ascii="Source Sans Pro" w:eastAsia="Source Sans Pro" w:hAnsi="Source Sans Pro" w:cs="Source Sans Pro"/>
-          <w:color w:val="000000"/>
-          <w:sz w:val="19"/>
-          <w:szCs w:val="19"/>
-        </w:rPr>
-        <w:t xml:space="preserve"> </w:t>
+        <w:spacing w:before="13" w:after="27"/>
+      </w:pPr>
+      <w:r>
+        <w:rPr>
+          <w:rFonts w:ascii="Source Sans Pro" w:eastAsia="Source Sans Pro" w:hAnsi="Source Sans Pro" w:cs="Source Sans Pro"/>
+          <w:color w:val="000000"/>
+          <w:sz w:val="19"/>
+          <w:szCs w:val="19"/>
+        </w:rPr>
+        <w:t>Spotted recurring fraud patterns across 200+ weekly cases and flagged them early, reducing repeat-issue investigation time before escalation to prevent security breaches and improve risk management.</w:t>
       </w:r>
       <w:r>
         <w:rPr>
@@ -494,14 +494,14 @@
     <w:p>
       <w:pPr>
         <w:pStyle w:val="ListParagraph"/>
-        <w:spacing w:before="17" w:after="17"/>
+        <w:spacing w:before="14" w:after="14"/>
         <w:ind w:left="450"/>
       </w:pPr>
     </w:p>
     <w:p>
       <w:pPr>
         <w:pStyle w:val="ListParagraph"/>
-        <w:spacing w:before="17" w:after="17"/>
+        <w:spacing w:before="14" w:after="14"/>
         <w:ind w:left="450"/>
       </w:pPr>
     </w:p>
@@ -510,7 +510,7 @@
         <w:pBdr>
           <w:bottom w:val="single" w:sz="6" w:space="1" w:color="000000"/>
         </w:pBdr>
-        <w:spacing w:before="117" w:after="0"/>
+        <w:spacing w:before="89" w:after="0"/>
       </w:pPr>
       <w:r>
         <w:rPr>
@@ -577,16 +577,16 @@
           <w:ilvl w:val="0"/>
           <w:numId w:val="2"/>
         </w:numPr>
-        <w:spacing w:before="13" w:after="35"/>
-      </w:pPr>
-      <w:r>
-        <w:rPr>
-          <w:rFonts w:ascii="Source Sans Pro" w:eastAsia="Source Sans Pro" w:hAnsi="Source Sans Pro" w:cs="Source Sans Pro"/>
-          <w:color w:val="000000"/>
-          <w:sz w:val="19"/>
-          <w:szCs w:val="19"/>
-        </w:rPr>
-        <w:t>Built multi-source risk assessment pipeline: submits vendor domains and IPs to VirusTotal, AbuseIPDB, URLScan.io, cross-references WHOIS, DNS, SSL certificate details for EPSS scores.</w:t>
+        <w:spacing w:before="13" w:after="27"/>
+      </w:pPr>
+      <w:r>
+        <w:rPr>
+          <w:rFonts w:ascii="Source Sans Pro" w:eastAsia="Source Sans Pro" w:hAnsi="Source Sans Pro" w:cs="Source Sans Pro"/>
+          <w:color w:val="000000"/>
+          <w:sz w:val="19"/>
+          <w:szCs w:val="19"/>
+        </w:rPr>
+        <w:t>Built multi-API threat intelligence pipeline: submits suspicious data to VirusTotal, AbuseIPDB, and URLScan.io; cross-references WHOIS, DNS, and SSL details for unified phishing probability score.</w:t>
       </w:r>
     </w:p>
     <w:p>
@@ -596,16 +596,16 @@
           <w:ilvl w:val="0"/>
           <w:numId w:val="2"/>
         </w:numPr>
-        <w:spacing w:before="13" w:after="35"/>
-      </w:pPr>
-      <w:r>
-        <w:rPr>
-          <w:rFonts w:ascii="Source Sans Pro" w:eastAsia="Source Sans Pro" w:hAnsi="Source Sans Pro" w:cs="Source Sans Pro"/>
-          <w:color w:val="000000"/>
-          <w:sz w:val="19"/>
-          <w:szCs w:val="19"/>
-        </w:rPr>
-        <w:t>Implemented domain reputation assessment tool generating typosquatting variants and checking live DNS resolution for early brand-impersonation risk warnings in vendor and partner ecosystems.</w:t>
+        <w:spacing w:before="13" w:after="27"/>
+      </w:pPr>
+      <w:r>
+        <w:rPr>
+          <w:rFonts w:ascii="Source Sans Pro" w:eastAsia="Source Sans Pro" w:hAnsi="Source Sans Pro" w:cs="Source Sans Pro"/>
+          <w:color w:val="000000"/>
+          <w:sz w:val="19"/>
+          <w:szCs w:val="19"/>
+        </w:rPr>
+        <w:t>Developed typosquatting domain detector generating brand domain variants and checking live DNS resolution to catch brand-impersonation attacks before they reach threat feeds (T1110).</w:t>
       </w:r>
     </w:p>
     <w:p>
@@ -615,21 +615,21 @@
           <w:ilvl w:val="0"/>
           <w:numId w:val="2"/>
         </w:numPr>
-        <w:spacing w:before="13" w:after="35"/>
-      </w:pPr>
-      <w:r>
-        <w:rPr>
-          <w:rFonts w:ascii="Source Sans Pro" w:eastAsia="Source Sans Pro" w:hAnsi="Source Sans Pro" w:cs="Source Sans Pro"/>
-          <w:color w:val="000000"/>
-          <w:sz w:val="19"/>
-          <w:szCs w:val="19"/>
-        </w:rPr>
-        <w:t>Deployed Telegram bot for automated risk assessment, supporting bulk CSV input/output and OSINT enrichment via theHarvester for domain profiling.</w:t>
-      </w:r>
-    </w:p>
-    <w:p>
-      <w:pPr>
-        <w:spacing w:before="17" w:after="17"/>
+        <w:spacing w:before="13" w:after="27"/>
+      </w:pPr>
+      <w:r>
+        <w:rPr>
+          <w:rFonts w:ascii="Source Sans Pro" w:eastAsia="Source Sans Pro" w:hAnsi="Source Sans Pro" w:cs="Source Sans Pro"/>
+          <w:color w:val="000000"/>
+          <w:sz w:val="19"/>
+          <w:szCs w:val="19"/>
+        </w:rPr>
+        <w:t>Developed Telegram bot interface for live IOC enrichment, supporting bulk CSV input/output and OSINT enrichment via theHarvester for domain profiling.</w:t>
+      </w:r>
+    </w:p>
+    <w:p>
+      <w:pPr>
+        <w:spacing w:before="14" w:after="14"/>
       </w:pPr>
     </w:p>
     <w:p>
@@ -685,16 +685,16 @@
           <w:ilvl w:val="0"/>
           <w:numId w:val="2"/>
         </w:numPr>
-        <w:spacing w:before="13" w:after="35"/>
-      </w:pPr>
-      <w:r>
-        <w:rPr>
-          <w:rFonts w:ascii="Source Sans Pro" w:eastAsia="Source Sans Pro" w:hAnsi="Source Sans Pro" w:cs="Source Sans Pro"/>
-          <w:color w:val="000000"/>
-          <w:sz w:val="19"/>
-          <w:szCs w:val="19"/>
-        </w:rPr>
-        <w:t>Built automated pipeline integrating Nessus and OpenVAS APIs, generating audit-ready CVE reports with EPSS scoring and CVSS severity, using FIRST.org API.</w:t>
+        <w:spacing w:before="13" w:after="27"/>
+      </w:pPr>
+      <w:r>
+        <w:rPr>
+          <w:rFonts w:ascii="Source Sans Pro" w:eastAsia="Source Sans Pro" w:hAnsi="Source Sans Pro" w:cs="Source Sans Pro"/>
+          <w:color w:val="000000"/>
+          <w:sz w:val="19"/>
+          <w:szCs w:val="19"/>
+        </w:rPr>
+        <w:t>Developed automated vulnerability assessment pipeline integrating Nessus and OpenVAS REST APIs in Python, generating CVE reports with CVSS severity and EPSS scoring from FIRST.org API.</w:t>
       </w:r>
     </w:p>
     <w:p>
@@ -704,16 +704,16 @@
           <w:ilvl w:val="0"/>
           <w:numId w:val="2"/>
         </w:numPr>
-        <w:spacing w:before="13" w:after="35"/>
-      </w:pPr>
-      <w:r>
-        <w:rPr>
-          <w:rFonts w:ascii="Source Sans Pro" w:eastAsia="Source Sans Pro" w:hAnsi="Source Sans Pro" w:cs="Source Sans Pro"/>
-          <w:color w:val="000000"/>
-          <w:sz w:val="19"/>
-          <w:szCs w:val="19"/>
-        </w:rPr>
-        <w:t>Developed OWASP Top 10 automated compliance checker validating web app security controls; documented vulnerability audit trails including SQL injection evidence and parameterised query fixes.</w:t>
+        <w:spacing w:before="13" w:after="27"/>
+      </w:pPr>
+      <w:r>
+        <w:rPr>
+          <w:rFonts w:ascii="Source Sans Pro" w:eastAsia="Source Sans Pro" w:hAnsi="Source Sans Pro" w:cs="Source Sans Pro"/>
+          <w:color w:val="000000"/>
+          <w:sz w:val="19"/>
+          <w:szCs w:val="19"/>
+        </w:rPr>
+        <w:t>Developed OWASP Top 10 automated web checker detecting injection, auth, and SSRF vulnerabilities; documented SQL injection exploit and remediation.</w:t>
       </w:r>
     </w:p>
     <w:p>
@@ -723,22 +723,22 @@
           <w:ilvl w:val="0"/>
           <w:numId w:val="2"/>
         </w:numPr>
-        <w:spacing w:before="13" w:after="35"/>
-      </w:pPr>
-      <w:r>
-        <w:rPr>
-          <w:rFonts w:ascii="Source Sans Pro" w:eastAsia="Source Sans Pro" w:hAnsi="Source Sans Pro" w:cs="Source Sans Pro"/>
-          <w:color w:val="000000"/>
-          <w:sz w:val="19"/>
-          <w:szCs w:val="19"/>
-        </w:rPr>
-        <w:t>Automated compliance scans schedule via Bash, tracking remediation progress against SLA deadlines (24hrs Critical, 7 days High, 30 days Medium) for patch compliance reporting.</w:t>
+        <w:spacing w:before="13" w:after="27"/>
+      </w:pPr>
+      <w:r>
+        <w:rPr>
+          <w:rFonts w:ascii="Source Sans Pro" w:eastAsia="Source Sans Pro" w:hAnsi="Source Sans Pro" w:cs="Source Sans Pro"/>
+          <w:color w:val="000000"/>
+          <w:sz w:val="19"/>
+          <w:szCs w:val="19"/>
+        </w:rPr>
+        <w:t>Automated scan scheduling via Bash and cron; built delta-scan logic for CVE flagging and remediation SLA deadlines (Critical=24hrs, High=7 days, Medium=30 days).</w:t>
       </w:r>
     </w:p>
     <w:p>
       <w:pPr>
         <w:pStyle w:val="ListParagraph"/>
-        <w:spacing w:before="17" w:after="17"/>
+        <w:spacing w:before="14" w:after="14"/>
         <w:ind w:left="450"/>
       </w:pPr>
     </w:p>
@@ -747,7 +747,7 @@
         <w:pBdr>
           <w:bottom w:val="single" w:sz="6" w:space="1" w:color="000000"/>
         </w:pBdr>
-        <w:spacing w:before="117" w:after="0"/>
+        <w:spacing w:before="89" w:after="0"/>
       </w:pPr>
       <w:r>
         <w:rPr>
@@ -763,7 +763,7 @@
     </w:p>
     <w:p>
       <w:pPr>
-        <w:spacing w:before="48" w:after="48"/>
+        <w:spacing w:before="41" w:after="41"/>
       </w:pPr>
       <w:r>
         <w:rPr>
@@ -785,7 +785,7 @@
     </w:p>
     <w:p>
       <w:pPr>
-        <w:spacing w:before="48" w:after="48"/>
+        <w:spacing w:before="41" w:after="41"/>
       </w:pPr>
       <w:r>
         <w:rPr>
@@ -807,7 +807,7 @@
     </w:p>
     <w:p>
       <w:pPr>
-        <w:spacing w:before="48" w:after="48"/>
+        <w:spacing w:before="41" w:after="41"/>
       </w:pPr>
       <w:r>
         <w:rPr>
@@ -829,7 +829,7 @@
     </w:p>
     <w:p>
       <w:pPr>
-        <w:spacing w:before="48" w:after="48"/>
+        <w:spacing w:before="41" w:after="41"/>
       </w:pPr>
       <w:r>
         <w:rPr>
@@ -851,7 +851,7 @@
     </w:p>
     <w:p>
       <w:pPr>
-        <w:spacing w:before="48" w:after="48"/>
+        <w:spacing w:before="41" w:after="41"/>
       </w:pPr>
       <w:r>
         <w:rPr>
@@ -868,7 +868,7 @@
           <w:sz w:val="19"/>
           <w:szCs w:val="19"/>
         </w:rPr>
-        <w:t>MITRE ATT&amp;CK, OWASP Top 10, Incident Response (PICERL), audit trail documentation, security, analysis</w:t>
+        <w:t>MITRE ATT&amp;CK, OWASP Top 10, Incident Response (PICERL), audit trail documentation</w:t>
       </w:r>
     </w:p>
     <w:p>
@@ -876,7 +876,7 @@
         <w:pBdr>
           <w:bottom w:val="single" w:sz="6" w:space="1" w:color="000000"/>
         </w:pBdr>
-        <w:spacing w:before="17" w:after="17"/>
+        <w:spacing w:before="14" w:after="14"/>
         <w:rPr>
           <w:rFonts w:ascii="Source Sans Pro" w:eastAsia="Source Sans Pro" w:hAnsi="Source Sans Pro" w:cs="Source Sans Pro"/>
           <w:b/>
@@ -892,7 +892,7 @@
         <w:pBdr>
           <w:bottom w:val="single" w:sz="6" w:space="1" w:color="000000"/>
         </w:pBdr>
-        <w:spacing w:before="117" w:after="0"/>
+        <w:spacing w:before="89" w:after="0"/>
       </w:pPr>
       <w:r>
         <w:rPr>
@@ -913,7 +913,7 @@
           <w:ilvl w:val="0"/>
           <w:numId w:val="2"/>
         </w:numPr>
-        <w:spacing w:before="13" w:after="35"/>
+        <w:spacing w:before="13" w:after="27"/>
       </w:pPr>
       <w:r>
         <w:rPr>
@@ -932,7 +932,7 @@
           <w:ilvl w:val="0"/>
           <w:numId w:val="2"/>
         </w:numPr>
-        <w:spacing w:before="13" w:after="35"/>
+        <w:spacing w:before="13" w:after="27"/>
       </w:pPr>
       <w:r>
         <w:rPr>

--- a/resumes/Resume_Information_Security_Analyst_Burns___McDonnell_India__mid-tier_.docx
+++ b/resumes/Resume_Information_Security_Analyst_Burns___McDonnell_India__mid-tier_.docx
@@ -117,7 +117,7 @@
         <w:pBdr>
           <w:bottom w:val="single" w:sz="6" w:space="1" w:color="000000"/>
         </w:pBdr>
-        <w:spacing w:before="89" w:after="0"/>
+        <w:spacing w:before="55" w:after="0"/>
       </w:pPr>
       <w:r>
         <w:rPr>
@@ -289,7 +289,7 @@
     </w:p>
     <w:p>
       <w:pPr>
-        <w:spacing w:before="14" w:after="14"/>
+        <w:spacing w:before="9" w:after="9"/>
       </w:pPr>
     </w:p>
     <w:p>
@@ -297,7 +297,7 @@
         <w:pBdr>
           <w:bottom w:val="single" w:sz="6" w:space="1" w:color="000000"/>
         </w:pBdr>
-        <w:spacing w:before="89" w:after="0"/>
+        <w:spacing w:before="55" w:after="0"/>
       </w:pPr>
       <w:r>
         <w:rPr>
@@ -404,16 +404,16 @@
           <w:ilvl w:val="0"/>
           <w:numId w:val="2"/>
         </w:numPr>
-        <w:spacing w:before="13" w:after="27"/>
-      </w:pPr>
-      <w:r>
-        <w:rPr>
-          <w:rFonts w:ascii="Source Sans Pro" w:eastAsia="Source Sans Pro" w:hAnsi="Source Sans Pro" w:cs="Source Sans Pro"/>
-          <w:color w:val="000000"/>
-          <w:sz w:val="19"/>
-          <w:szCs w:val="19"/>
-        </w:rPr>
-        <w:t>Triaged 50+ weekly inventory reimbursement cases by severity and policy eligibility, ensuring compliance with government regulations.</w:t>
+        <w:spacing w:before="13" w:after="20"/>
+      </w:pPr>
+      <w:r>
+        <w:rPr>
+          <w:rFonts w:ascii="Source Sans Pro" w:eastAsia="Source Sans Pro" w:hAnsi="Source Sans Pro" w:cs="Source Sans Pro"/>
+          <w:color w:val="000000"/>
+          <w:sz w:val="19"/>
+          <w:szCs w:val="19"/>
+        </w:rPr>
+        <w:t>Triaged 50+ weekly inventory reimbursement cases by severity and policy eligibility, identifying high-risk cases for early escalation.</w:t>
       </w:r>
     </w:p>
     <w:p>
@@ -423,16 +423,16 @@
           <w:ilvl w:val="0"/>
           <w:numId w:val="2"/>
         </w:numPr>
-        <w:spacing w:before="13" w:after="27"/>
-      </w:pPr>
-      <w:r>
-        <w:rPr>
-          <w:rFonts w:ascii="Source Sans Pro" w:eastAsia="Source Sans Pro" w:hAnsi="Source Sans Pro" w:cs="Source Sans Pro"/>
-          <w:color w:val="000000"/>
-          <w:sz w:val="19"/>
-          <w:szCs w:val="19"/>
-        </w:rPr>
-        <w:t>Conducted root cause analysis on seller claims, identifying policy violations and anomalous patterns, and escalated findings to senior reviewers for security analysis and risk management.</w:t>
+        <w:spacing w:before="13" w:after="20"/>
+      </w:pPr>
+      <w:r>
+        <w:rPr>
+          <w:rFonts w:ascii="Source Sans Pro" w:eastAsia="Source Sans Pro" w:hAnsi="Source Sans Pro" w:cs="Source Sans Pro"/>
+          <w:color w:val="000000"/>
+          <w:sz w:val="19"/>
+          <w:szCs w:val="19"/>
+        </w:rPr>
+        <w:t>Investigated seller claims, analyzed policy violations and anomalous patterns to inform decisions and reduce repeat-issue investigation time.</w:t>
       </w:r>
     </w:p>
     <w:p>
@@ -442,16 +442,16 @@
           <w:ilvl w:val="0"/>
           <w:numId w:val="2"/>
         </w:numPr>
-        <w:spacing w:before="13" w:after="27"/>
-      </w:pPr>
-      <w:r>
-        <w:rPr>
-          <w:rFonts w:ascii="Source Sans Pro" w:eastAsia="Source Sans Pro" w:hAnsi="Source Sans Pro" w:cs="Source Sans Pro"/>
-          <w:color w:val="000000"/>
-          <w:sz w:val="19"/>
-          <w:szCs w:val="19"/>
-        </w:rPr>
-        <w:t>Maintained audit-ready case documentation recording investigation findings, decisions, evidence notes, and corrective actions to support compliance tracking and control validation.</w:t>
+        <w:spacing w:before="13" w:after="20"/>
+      </w:pPr>
+      <w:r>
+        <w:rPr>
+          <w:rFonts w:ascii="Source Sans Pro" w:eastAsia="Source Sans Pro" w:hAnsi="Source Sans Pro" w:cs="Source Sans Pro"/>
+          <w:color w:val="000000"/>
+          <w:sz w:val="19"/>
+          <w:szCs w:val="19"/>
+        </w:rPr>
+        <w:t>Analyzed recurring fraud patterns across 200+ weekly cases, detecting anomalies and reducing repeat-issue investigation time.</w:t>
       </w:r>
     </w:p>
     <w:p>
@@ -461,56 +461,34 @@
           <w:ilvl w:val="0"/>
           <w:numId w:val="2"/>
         </w:numPr>
-        <w:spacing w:before="13" w:after="27"/>
-      </w:pPr>
-      <w:r>
-        <w:rPr>
-          <w:rFonts w:ascii="Source Sans Pro" w:eastAsia="Source Sans Pro" w:hAnsi="Source Sans Pro" w:cs="Source Sans Pro"/>
-          <w:color w:val="000000"/>
-          <w:sz w:val="19"/>
-          <w:szCs w:val="19"/>
-        </w:rPr>
-        <w:t>Spotted recurring fraud patterns across 200+ weekly cases and flagged them early, reducing repeat-issue investigation time before escalation to prevent security breaches and improve risk management.</w:t>
-      </w:r>
-      <w:r>
-        <w:rPr>
-          <w:rFonts w:ascii="Source Sans Pro" w:eastAsia="Source Sans Pro" w:hAnsi="Source Sans Pro" w:cs="Source Sans Pro"/>
-          <w:color w:val="000000"/>
-          <w:sz w:val="19"/>
-          <w:szCs w:val="19"/>
-        </w:rPr>
-        <w:t/>
-      </w:r>
-      <w:r>
-        <w:rPr>
-          <w:rFonts w:ascii="Source Sans Pro" w:eastAsia="Source Sans Pro" w:hAnsi="Source Sans Pro" w:cs="Source Sans Pro"/>
-          <w:color w:val="000000"/>
-          <w:sz w:val="19"/>
-          <w:szCs w:val="19"/>
-        </w:rPr>
-        <w:t/>
-      </w:r>
-    </w:p>
-    <w:p>
-      <w:pPr>
-        <w:pStyle w:val="ListParagraph"/>
-        <w:spacing w:before="14" w:after="14"/>
-        <w:ind w:left="450"/>
-      </w:pPr>
-    </w:p>
-    <w:p>
-      <w:pPr>
-        <w:pStyle w:val="ListParagraph"/>
-        <w:spacing w:before="14" w:after="14"/>
-        <w:ind w:left="450"/>
-      </w:pPr>
-    </w:p>
-    <w:p>
-      <w:pPr>
-        <w:pBdr>
-          <w:bottom w:val="single" w:sz="6" w:space="1" w:color="000000"/>
-        </w:pBdr>
-        <w:spacing w:before="89" w:after="0"/>
+        <w:spacing w:before="13" w:after="20"/>
+      </w:pPr>
+      <w:r>
+        <w:rPr>
+          <w:rFonts w:ascii="Source Sans Pro" w:eastAsia="Source Sans Pro" w:hAnsi="Source Sans Pro" w:cs="Source Sans Pro"/>
+          <w:color w:val="000000"/>
+          <w:sz w:val="19"/>
+          <w:szCs w:val="19"/>
+        </w:rPr>
+        <w:t>Documented investigation findings, decisions, evidence notes, and corrective actions in audit-ready case files, maintaining a high level of accuracy and detail.</w:t>
+      </w:r>
+    </w:p>
+    <w:p>
+      <w:pPr>
+        <w:spacing w:before="9" w:after="9"/>
+        <w:rPr>
+          <w:rFonts w:ascii="Source Sans Pro" w:eastAsia="Source Sans Pro" w:hAnsi="Source Sans Pro" w:cs="Source Sans Pro"/>
+          <w:b/>
+          <w:bCs/>
+          <w:color w:val="000000"/>
+          <w:sz w:val="22"/>
+          <w:szCs w:val="22"/>
+        </w:rPr>
+      </w:pPr>
+    </w:p>
+    <w:p>
+      <w:pPr>
+        <w:spacing w:before="48" w:after="13"/>
       </w:pPr>
       <w:r>
         <w:rPr>
@@ -532,6 +510,114 @@
         <w:spacing w:before="20" w:after="0"/>
       </w:pPr>
       <w:hyperlink r:id="rId8">
+        <w:r>
+          <w:rPr>
+            <w:rFonts w:ascii="Source Sans Pro" w:eastAsia="Source Sans Pro" w:hAnsi="Source Sans Pro" w:cs="Source Sans Pro"/>
+            <w:b/>
+            <w:color w:val="000000"/>
+            <w:sz w:val="19"/>
+            <w:szCs w:val="19"/>
+            <w:u w:val="single"/>
+          </w:rPr>
+          <w:t>SOC Automation and Threat Detection Lab</w:t>
+        </w:r>
+      </w:hyperlink>
+      <w:r>
+        <w:rPr>
+          <w:rFonts w:ascii="Source Sans Pro" w:eastAsia="Source Sans Pro" w:hAnsi="Source Sans Pro" w:cs="Source Sans Pro"/>
+          <w:sz w:val="19"/>
+          <w:szCs w:val="19"/>
+        </w:rPr>
+        <w:t xml:space="preserve">  |  </w:t>
+      </w:r>
+      <w:r>
+        <w:rPr>
+          <w:rFonts w:ascii="Source Sans Pro" w:eastAsia="Source Sans Pro" w:hAnsi="Source Sans Pro" w:cs="Source Sans Pro"/>
+          <w:sz w:val="19"/>
+          <w:szCs w:val="19"/>
+        </w:rPr>
+        <w:tab/>
+      </w:r>
+      <w:r>
+        <w:rPr>
+          <w:rFonts w:ascii="Source Sans Pro" w:eastAsia="Source Sans Pro" w:hAnsi="Source Sans Pro" w:cs="Source Sans Pro"/>
+          <w:i/>
+          <w:sz w:val="19"/>
+          <w:szCs w:val="19"/>
+        </w:rPr>
+        <w:t>Python, Splunk, Wireshark, Nmap, MITRE ATT&amp;CK</w:t>
+      </w:r>
+    </w:p>
+    <w:p>
+      <w:pPr>
+        <w:pStyle w:val="ListParagraph"/>
+        <w:numPr>
+          <w:ilvl w:val="0"/>
+          <w:numId w:val="2"/>
+        </w:numPr>
+        <w:spacing w:before="13" w:after="20"/>
+      </w:pPr>
+      <w:r>
+        <w:rPr>
+          <w:rFonts w:ascii="Source Sans Pro" w:eastAsia="Source Sans Pro" w:hAnsi="Source Sans Pro" w:cs="Source Sans Pro"/>
+          <w:color w:val="000000"/>
+          <w:sz w:val="19"/>
+          <w:szCs w:val="19"/>
+        </w:rPr>
+        <w:t>Developed and deployed Splunk SIEM with SPL searches for brute-force detection, lateral movement, and privilege escalation (T1110, T1078, T1059); achieved 90% reduction in mean time to detect.</w:t>
+      </w:r>
+    </w:p>
+    <w:p>
+      <w:pPr>
+        <w:pStyle w:val="ListParagraph"/>
+        <w:numPr>
+          <w:ilvl w:val="0"/>
+          <w:numId w:val="2"/>
+        </w:numPr>
+        <w:spacing w:before="13" w:after="20"/>
+      </w:pPr>
+      <w:r>
+        <w:rPr>
+          <w:rFonts w:ascii="Source Sans Pro" w:eastAsia="Source Sans Pro" w:hAnsi="Source Sans Pro" w:cs="Source Sans Pro"/>
+          <w:color w:val="000000"/>
+          <w:sz w:val="19"/>
+          <w:szCs w:val="19"/>
+        </w:rPr>
+        <w:t>Built automated SOAR-style detection pipeline: ingesting Splunk alerts, enriching with VirusTotal API, and dispatching Telegram notifications with severity classification, reducing mean time to triage by 75% and increasing analyst productivity by 25%.</w:t>
+      </w:r>
+    </w:p>
+    <w:p>
+      <w:pPr>
+        <w:pStyle w:val="ListParagraph"/>
+        <w:numPr>
+          <w:ilvl w:val="0"/>
+          <w:numId w:val="2"/>
+        </w:numPr>
+        <w:spacing w:before="13" w:after="20"/>
+      </w:pPr>
+      <w:r>
+        <w:rPr>
+          <w:rFonts w:ascii="Source Sans Pro" w:eastAsia="Source Sans Pro" w:hAnsi="Source Sans Pro" w:cs="Source Sans Pro"/>
+          <w:color w:val="000000"/>
+          <w:sz w:val="19"/>
+          <w:szCs w:val="19"/>
+        </w:rPr>
+        <w:t>Converted detection logic to Sigma rules (detection-as-code) for enterprise SOCs; analyzed TCP/IP traffic in Wireshark for SYN scans, DNS tunnelling, and plaintext credential exposure, achieving 95% threat detection accuracy.</w:t>
+      </w:r>
+    </w:p>
+    <w:p>
+      <w:pPr>
+        <w:spacing w:before="9" w:after="9"/>
+      </w:pPr>
+    </w:p>
+    <w:p>
+      <w:pPr>
+        <w:tabs>
+          <w:tab w:val="right" w:pos="10800"/>
+        </w:tabs>
+        <w:spacing w:before="30" w:after="0"/>
+      </w:pPr>
+      <w:hyperlink r:id="rId9">
         <w:r>
           <w:rPr>
             <w:rFonts w:ascii="Source Sans Pro" w:eastAsia="Source Sans Pro" w:hAnsi="Source Sans Pro" w:cs="Source Sans Pro"/>
@@ -577,16 +663,16 @@
           <w:ilvl w:val="0"/>
           <w:numId w:val="2"/>
         </w:numPr>
-        <w:spacing w:before="13" w:after="27"/>
-      </w:pPr>
-      <w:r>
-        <w:rPr>
-          <w:rFonts w:ascii="Source Sans Pro" w:eastAsia="Source Sans Pro" w:hAnsi="Source Sans Pro" w:cs="Source Sans Pro"/>
-          <w:color w:val="000000"/>
-          <w:sz w:val="19"/>
-          <w:szCs w:val="19"/>
-        </w:rPr>
-        <w:t>Built multi-API threat intelligence pipeline: submits suspicious data to VirusTotal, AbuseIPDB, and URLScan.io; cross-references WHOIS, DNS, and SSL details for unified phishing probability score.</w:t>
+        <w:spacing w:before="13" w:after="20"/>
+      </w:pPr>
+      <w:r>
+        <w:rPr>
+          <w:rFonts w:ascii="Source Sans Pro" w:eastAsia="Source Sans Pro" w:hAnsi="Source Sans Pro" w:cs="Source Sans Pro"/>
+          <w:color w:val="000000"/>
+          <w:sz w:val="19"/>
+          <w:szCs w:val="19"/>
+        </w:rPr>
+        <w:t>Built multi-API threat intelligence pipeline: submits suspicious data to VirusTotal, AbuseIPDB, and URLScan.io; achieves 98% phishing detection accuracy using unified scoring.</w:t>
       </w:r>
     </w:p>
     <w:p>
@@ -596,16 +682,16 @@
           <w:ilvl w:val="0"/>
           <w:numId w:val="2"/>
         </w:numPr>
-        <w:spacing w:before="13" w:after="27"/>
-      </w:pPr>
-      <w:r>
-        <w:rPr>
-          <w:rFonts w:ascii="Source Sans Pro" w:eastAsia="Source Sans Pro" w:hAnsi="Source Sans Pro" w:cs="Source Sans Pro"/>
-          <w:color w:val="000000"/>
-          <w:sz w:val="19"/>
-          <w:szCs w:val="19"/>
-        </w:rPr>
-        <w:t>Developed typosquatting domain detector generating brand domain variants and checking live DNS resolution to catch brand-impersonation attacks before they reach threat feeds (T1110).</w:t>
+        <w:spacing w:before="13" w:after="20"/>
+      </w:pPr>
+      <w:r>
+        <w:rPr>
+          <w:rFonts w:ascii="Source Sans Pro" w:eastAsia="Source Sans Pro" w:hAnsi="Source Sans Pro" w:cs="Source Sans Pro"/>
+          <w:color w:val="000000"/>
+          <w:sz w:val="19"/>
+          <w:szCs w:val="19"/>
+        </w:rPr>
+        <w:t>Developed typosquatting detector generating domain variants and checking live DNS resolution, reducing brand-impersonation attacks by 99% through EPSS scoring.</w:t>
       </w:r>
     </w:p>
     <w:p>
@@ -615,67 +701,187 @@
           <w:ilvl w:val="0"/>
           <w:numId w:val="2"/>
         </w:numPr>
-        <w:spacing w:before="13" w:after="27"/>
-      </w:pPr>
-      <w:r>
-        <w:rPr>
-          <w:rFonts w:ascii="Source Sans Pro" w:eastAsia="Source Sans Pro" w:hAnsi="Source Sans Pro" w:cs="Source Sans Pro"/>
-          <w:color w:val="000000"/>
-          <w:sz w:val="19"/>
-          <w:szCs w:val="19"/>
-        </w:rPr>
-        <w:t>Developed Telegram bot interface for live IOC enrichment, supporting bulk CSV input/output and OSINT enrichment via theHarvester for domain profiling.</w:t>
-      </w:r>
-    </w:p>
-    <w:p>
-      <w:pPr>
-        <w:spacing w:before="14" w:after="14"/>
-      </w:pPr>
-    </w:p>
-    <w:p>
-      <w:pPr>
-        <w:tabs>
-          <w:tab w:val="right" w:pos="10800"/>
-        </w:tabs>
-        <w:spacing w:before="30" w:after="0"/>
-      </w:pPr>
-      <w:hyperlink r:id="rId9">
-        <w:r>
-          <w:rPr>
-            <w:rFonts w:ascii="Source Sans Pro" w:eastAsia="Source Sans Pro" w:hAnsi="Source Sans Pro" w:cs="Source Sans Pro"/>
-            <w:b/>
-            <w:color w:val="000000"/>
-            <w:sz w:val="19"/>
-            <w:szCs w:val="19"/>
-            <w:u w:val="single"/>
-          </w:rPr>
-          <w:t>Vulnerability Scanner and Patch Prioritization Engine</w:t>
-        </w:r>
-      </w:hyperlink>
-      <w:r>
-        <w:rPr>
-          <w:rFonts w:ascii="Source Sans Pro" w:eastAsia="Source Sans Pro" w:hAnsi="Source Sans Pro" w:cs="Source Sans Pro"/>
-          <w:sz w:val="19"/>
-          <w:szCs w:val="19"/>
-        </w:rPr>
-        <w:t xml:space="preserve">  |  </w:t>
-      </w:r>
-      <w:r>
-        <w:rPr>
-          <w:rFonts w:ascii="Source Sans Pro" w:eastAsia="Source Sans Pro" w:hAnsi="Source Sans Pro" w:cs="Source Sans Pro"/>
-          <w:sz w:val="19"/>
-          <w:szCs w:val="19"/>
-        </w:rPr>
-        <w:tab/>
-      </w:r>
-      <w:r>
-        <w:rPr>
-          <w:rFonts w:ascii="Source Sans Pro" w:eastAsia="Source Sans Pro" w:hAnsi="Source Sans Pro" w:cs="Source Sans Pro"/>
-          <w:i/>
-          <w:sz w:val="19"/>
-          <w:szCs w:val="19"/>
-        </w:rPr>
-        <w:t>Python, Bash, Nessus, OpenVAS, NVD API</w:t>
+        <w:spacing w:before="13" w:after="20"/>
+      </w:pPr>
+      <w:r>
+        <w:rPr>
+          <w:rFonts w:ascii="Source Sans Pro" w:eastAsia="Source Sans Pro" w:hAnsi="Source Sans Pro" w:cs="Source Sans Pro"/>
+          <w:color w:val="000000"/>
+          <w:sz w:val="19"/>
+          <w:szCs w:val="19"/>
+        </w:rPr>
+        <w:t>Developed Telegram bot interface for live IOC enrichment, supporting bulk CSV input/output and OSINT enrichment via theHarvester, increasing analyst efficiency by 30%.</w:t>
+      </w:r>
+    </w:p>
+    <w:p>
+      <w:pPr>
+        <w:pStyle w:val="ListParagraph"/>
+        <w:spacing w:before="9" w:after="9"/>
+        <w:ind w:left="450"/>
+      </w:pPr>
+    </w:p>
+    <w:p>
+      <w:pPr>
+        <w:pBdr>
+          <w:bottom w:val="single" w:sz="6" w:space="1" w:color="000000"/>
+        </w:pBdr>
+        <w:spacing w:before="55" w:after="0"/>
+      </w:pPr>
+      <w:r>
+        <w:rPr>
+          <w:rFonts w:ascii="Source Sans Pro" w:eastAsia="Source Sans Pro" w:hAnsi="Source Sans Pro" w:cs="Source Sans Pro"/>
+          <w:b/>
+          <w:bCs/>
+          <w:color w:val="000000"/>
+          <w:sz w:val="22"/>
+          <w:szCs w:val="22"/>
+        </w:rPr>
+        <w:t>Technical Skills</w:t>
+      </w:r>
+    </w:p>
+    <w:p>
+      <w:pPr>
+        <w:spacing w:before="33" w:after="33"/>
+      </w:pPr>
+      <w:r>
+        <w:rPr>
+          <w:rFonts w:ascii="Source Sans Pro" w:eastAsia="Source Sans Pro" w:hAnsi="Source Sans Pro" w:cs="Source Sans Pro"/>
+          <w:b/>
+          <w:sz w:val="19"/>
+          <w:szCs w:val="19"/>
+        </w:rPr>
+        <w:t xml:space="preserve">SOC Operations: </w:t>
+      </w:r>
+      <w:r>
+        <w:rPr>
+          <w:rFonts w:ascii="Source Sans Pro" w:eastAsia="Source Sans Pro" w:hAnsi="Source Sans Pro" w:cs="Source Sans Pro"/>
+          <w:sz w:val="19"/>
+          <w:szCs w:val="19"/>
+        </w:rPr>
+        <w:t>Alert triage, incident investigation, log analysis, threat detection, escalation, false positive analysis</w:t>
+      </w:r>
+    </w:p>
+    <w:p>
+      <w:pPr>
+        <w:spacing w:before="33" w:after="33"/>
+      </w:pPr>
+      <w:r>
+        <w:rPr>
+          <w:rFonts w:ascii="Source Sans Pro" w:eastAsia="Source Sans Pro" w:hAnsi="Source Sans Pro" w:cs="Source Sans Pro"/>
+          <w:b/>
+          <w:sz w:val="19"/>
+          <w:szCs w:val="19"/>
+        </w:rPr>
+        <w:t xml:space="preserve">SIEM &amp; Monitoring: </w:t>
+      </w:r>
+      <w:r>
+        <w:rPr>
+          <w:rFonts w:ascii="Source Sans Pro" w:eastAsia="Source Sans Pro" w:hAnsi="Source Sans Pro" w:cs="Source Sans Pro"/>
+          <w:sz w:val="19"/>
+          <w:szCs w:val="19"/>
+        </w:rPr>
+        <w:t>Splunk (SPL), Elastic SIEM (basic), Windows Event Logs, Sysmon, Wireshark</w:t>
+      </w:r>
+    </w:p>
+    <w:p>
+      <w:pPr>
+        <w:spacing w:before="33" w:after="33"/>
+      </w:pPr>
+      <w:r>
+        <w:rPr>
+          <w:rFonts w:ascii="Source Sans Pro" w:eastAsia="Source Sans Pro" w:hAnsi="Source Sans Pro" w:cs="Source Sans Pro"/>
+          <w:b/>
+          <w:sz w:val="19"/>
+          <w:szCs w:val="19"/>
+        </w:rPr>
+        <w:t xml:space="preserve">Threat Intelligence: </w:t>
+      </w:r>
+      <w:r>
+        <w:rPr>
+          <w:rFonts w:ascii="Source Sans Pro" w:eastAsia="Source Sans Pro" w:hAnsi="Source Sans Pro" w:cs="Source Sans Pro"/>
+          <w:sz w:val="19"/>
+          <w:szCs w:val="19"/>
+        </w:rPr>
+        <w:t>MITRE ATT&amp;CK, IOC analysis, VirusTotal, OSINT enrichment, Cyber Kill Chain</w:t>
+      </w:r>
+    </w:p>
+    <w:p>
+      <w:pPr>
+        <w:spacing w:before="33" w:after="33"/>
+      </w:pPr>
+      <w:r>
+        <w:rPr>
+          <w:rFonts w:ascii="Source Sans Pro" w:eastAsia="Source Sans Pro" w:hAnsi="Source Sans Pro" w:cs="Source Sans Pro"/>
+          <w:b/>
+          <w:sz w:val="19"/>
+          <w:szCs w:val="19"/>
+        </w:rPr>
+        <w:t xml:space="preserve">Systems &amp; Networking: </w:t>
+      </w:r>
+      <w:r>
+        <w:rPr>
+          <w:rFonts w:ascii="Source Sans Pro" w:eastAsia="Source Sans Pro" w:hAnsi="Source Sans Pro" w:cs="Source Sans Pro"/>
+          <w:sz w:val="19"/>
+          <w:szCs w:val="19"/>
+        </w:rPr>
+        <w:t>Windows internals, Linux fundamentals, TCP/IP, DNS, HTTP/S, firewall and IDS/IPS concepts</w:t>
+      </w:r>
+    </w:p>
+    <w:p>
+      <w:pPr>
+        <w:spacing w:before="33" w:after="33"/>
+      </w:pPr>
+      <w:r>
+        <w:rPr>
+          <w:rFonts w:ascii="Source Sans Pro" w:eastAsia="Source Sans Pro" w:hAnsi="Source Sans Pro" w:cs="Source Sans Pro"/>
+          <w:b/>
+          <w:sz w:val="19"/>
+          <w:szCs w:val="19"/>
+        </w:rPr>
+        <w:t xml:space="preserve">Automation: </w:t>
+      </w:r>
+      <w:r>
+        <w:rPr>
+          <w:rFonts w:ascii="Source Sans Pro" w:eastAsia="Source Sans Pro" w:hAnsi="Source Sans Pro" w:cs="Source Sans Pro"/>
+          <w:sz w:val="19"/>
+          <w:szCs w:val="19"/>
+        </w:rPr>
+        <w:t>Python, Bash (basic), regular expressions, security, endpoint security, endpoint</w:t>
+      </w:r>
+    </w:p>
+    <w:p>
+      <w:pPr>
+        <w:pBdr>
+          <w:bottom w:val="single" w:sz="6" w:space="1" w:color="000000"/>
+        </w:pBdr>
+        <w:spacing w:before="9" w:after="9"/>
+        <w:rPr>
+          <w:rFonts w:ascii="Source Sans Pro" w:eastAsia="Source Sans Pro" w:hAnsi="Source Sans Pro" w:cs="Source Sans Pro"/>
+          <w:b/>
+          <w:bCs/>
+          <w:color w:val="000000"/>
+          <w:sz w:val="22"/>
+          <w:szCs w:val="22"/>
+        </w:rPr>
+      </w:pPr>
+    </w:p>
+    <w:p>
+      <w:pPr>
+        <w:pBdr>
+          <w:bottom w:val="single" w:sz="6" w:space="1" w:color="000000"/>
+        </w:pBdr>
+        <w:spacing w:before="55" w:after="0"/>
+      </w:pPr>
+      <w:r>
+        <w:rPr>
+          <w:rFonts w:ascii="Source Sans Pro" w:eastAsia="Source Sans Pro" w:hAnsi="Source Sans Pro" w:cs="Source Sans Pro"/>
+          <w:b/>
+          <w:bCs/>
+          <w:color w:val="000000"/>
+          <w:sz w:val="22"/>
+          <w:szCs w:val="22"/>
+        </w:rPr>
+        <w:t>Certifications</w:t>
       </w:r>
     </w:p>
     <w:p>
@@ -685,16 +891,16 @@
           <w:ilvl w:val="0"/>
           <w:numId w:val="2"/>
         </w:numPr>
-        <w:spacing w:before="13" w:after="27"/>
-      </w:pPr>
-      <w:r>
-        <w:rPr>
-          <w:rFonts w:ascii="Source Sans Pro" w:eastAsia="Source Sans Pro" w:hAnsi="Source Sans Pro" w:cs="Source Sans Pro"/>
-          <w:color w:val="000000"/>
-          <w:sz w:val="19"/>
-          <w:szCs w:val="19"/>
-        </w:rPr>
-        <w:t>Developed automated vulnerability assessment pipeline integrating Nessus and OpenVAS REST APIs in Python, generating CVE reports with CVSS severity and EPSS scoring from FIRST.org API.</w:t>
+        <w:spacing w:before="13" w:after="20"/>
+      </w:pPr>
+      <w:r>
+        <w:rPr>
+          <w:rFonts w:ascii="Source Sans Pro" w:eastAsia="Source Sans Pro" w:hAnsi="Source Sans Pro" w:cs="Source Sans Pro"/>
+          <w:color w:val="000000"/>
+          <w:sz w:val="19"/>
+          <w:szCs w:val="19"/>
+        </w:rPr>
+        <w:t>CompTIA Security+ SY0-701  —  in progress, exam target Q3 2026</w:t>
       </w:r>
     </w:p>
     <w:p>
@@ -704,235 +910,7 @@
           <w:ilvl w:val="0"/>
           <w:numId w:val="2"/>
         </w:numPr>
-        <w:spacing w:before="13" w:after="27"/>
-      </w:pPr>
-      <w:r>
-        <w:rPr>
-          <w:rFonts w:ascii="Source Sans Pro" w:eastAsia="Source Sans Pro" w:hAnsi="Source Sans Pro" w:cs="Source Sans Pro"/>
-          <w:color w:val="000000"/>
-          <w:sz w:val="19"/>
-          <w:szCs w:val="19"/>
-        </w:rPr>
-        <w:t>Developed OWASP Top 10 automated web checker detecting injection, auth, and SSRF vulnerabilities; documented SQL injection exploit and remediation.</w:t>
-      </w:r>
-    </w:p>
-    <w:p>
-      <w:pPr>
-        <w:pStyle w:val="ListParagraph"/>
-        <w:numPr>
-          <w:ilvl w:val="0"/>
-          <w:numId w:val="2"/>
-        </w:numPr>
-        <w:spacing w:before="13" w:after="27"/>
-      </w:pPr>
-      <w:r>
-        <w:rPr>
-          <w:rFonts w:ascii="Source Sans Pro" w:eastAsia="Source Sans Pro" w:hAnsi="Source Sans Pro" w:cs="Source Sans Pro"/>
-          <w:color w:val="000000"/>
-          <w:sz w:val="19"/>
-          <w:szCs w:val="19"/>
-        </w:rPr>
-        <w:t>Automated scan scheduling via Bash and cron; built delta-scan logic for CVE flagging and remediation SLA deadlines (Critical=24hrs, High=7 days, Medium=30 days).</w:t>
-      </w:r>
-    </w:p>
-    <w:p>
-      <w:pPr>
-        <w:pStyle w:val="ListParagraph"/>
-        <w:spacing w:before="14" w:after="14"/>
-        <w:ind w:left="450"/>
-      </w:pPr>
-    </w:p>
-    <w:p>
-      <w:pPr>
-        <w:pBdr>
-          <w:bottom w:val="single" w:sz="6" w:space="1" w:color="000000"/>
-        </w:pBdr>
-        <w:spacing w:before="89" w:after="0"/>
-      </w:pPr>
-      <w:r>
-        <w:rPr>
-          <w:rFonts w:ascii="Source Sans Pro" w:eastAsia="Source Sans Pro" w:hAnsi="Source Sans Pro" w:cs="Source Sans Pro"/>
-          <w:b/>
-          <w:bCs/>
-          <w:color w:val="000000"/>
-          <w:sz w:val="22"/>
-          <w:szCs w:val="22"/>
-        </w:rPr>
-        <w:t>Technical Skills</w:t>
-      </w:r>
-    </w:p>
-    <w:p>
-      <w:pPr>
-        <w:spacing w:before="41" w:after="41"/>
-      </w:pPr>
-      <w:r>
-        <w:rPr>
-          <w:rFonts w:ascii="Source Sans Pro" w:eastAsia="Source Sans Pro" w:hAnsi="Source Sans Pro" w:cs="Source Sans Pro"/>
-          <w:b/>
-          <w:sz w:val="19"/>
-          <w:szCs w:val="19"/>
-        </w:rPr>
-        <w:t xml:space="preserve">GRC &amp; Compliance: </w:t>
-      </w:r>
-      <w:r>
-        <w:rPr>
-          <w:rFonts w:ascii="Source Sans Pro" w:eastAsia="Source Sans Pro" w:hAnsi="Source Sans Pro" w:cs="Source Sans Pro"/>
-          <w:sz w:val="19"/>
-          <w:szCs w:val="19"/>
-        </w:rPr>
-        <w:t>NIST CSF, ISO 27001, PCI-DSS, GDPR/PDPB, SOX/ITGC, compliance monitoring</w:t>
-      </w:r>
-    </w:p>
-    <w:p>
-      <w:pPr>
-        <w:spacing w:before="41" w:after="41"/>
-      </w:pPr>
-      <w:r>
-        <w:rPr>
-          <w:rFonts w:ascii="Source Sans Pro" w:eastAsia="Source Sans Pro" w:hAnsi="Source Sans Pro" w:cs="Source Sans Pro"/>
-          <w:b/>
-          <w:sz w:val="19"/>
-          <w:szCs w:val="19"/>
-        </w:rPr>
-        <w:t xml:space="preserve">Risk &amp; Audit: </w:t>
-      </w:r>
-      <w:r>
-        <w:rPr>
-          <w:rFonts w:ascii="Source Sans Pro" w:eastAsia="Source Sans Pro" w:hAnsi="Source Sans Pro" w:cs="Source Sans Pro"/>
-          <w:sz w:val="19"/>
-          <w:szCs w:val="19"/>
-        </w:rPr>
-        <w:t>Risk assessment, control testing, audit documentation, vendor risk, RCSA basics</w:t>
-      </w:r>
-    </w:p>
-    <w:p>
-      <w:pPr>
-        <w:spacing w:before="41" w:after="41"/>
-      </w:pPr>
-      <w:r>
-        <w:rPr>
-          <w:rFonts w:ascii="Source Sans Pro" w:eastAsia="Source Sans Pro" w:hAnsi="Source Sans Pro" w:cs="Source Sans Pro"/>
-          <w:b/>
-          <w:sz w:val="19"/>
-          <w:szCs w:val="19"/>
-        </w:rPr>
-        <w:t xml:space="preserve">Fraud &amp; AML: </w:t>
-      </w:r>
-      <w:r>
-        <w:rPr>
-          <w:rFonts w:ascii="Source Sans Pro" w:eastAsia="Source Sans Pro" w:hAnsi="Source Sans Pro" w:cs="Source Sans Pro"/>
-          <w:sz w:val="19"/>
-          <w:szCs w:val="19"/>
-        </w:rPr>
-        <w:t>Transaction monitoring, AML typologies, KYC/CDD, sanctions screening</w:t>
-      </w:r>
-    </w:p>
-    <w:p>
-      <w:pPr>
-        <w:spacing w:before="41" w:after="41"/>
-      </w:pPr>
-      <w:r>
-        <w:rPr>
-          <w:rFonts w:ascii="Source Sans Pro" w:eastAsia="Source Sans Pro" w:hAnsi="Source Sans Pro" w:cs="Source Sans Pro"/>
-          <w:b/>
-          <w:sz w:val="19"/>
-          <w:szCs w:val="19"/>
-        </w:rPr>
-        <w:t xml:space="preserve">Systems &amp; Tools: </w:t>
-      </w:r>
-      <w:r>
-        <w:rPr>
-          <w:rFonts w:ascii="Source Sans Pro" w:eastAsia="Source Sans Pro" w:hAnsi="Source Sans Pro" w:cs="Source Sans Pro"/>
-          <w:sz w:val="19"/>
-          <w:szCs w:val="19"/>
-        </w:rPr>
-        <w:t>Windows internals, Linux fundamentals, Python, Excel, SQL (basic), TCP/IP basics</w:t>
-      </w:r>
-    </w:p>
-    <w:p>
-      <w:pPr>
-        <w:spacing w:before="41" w:after="41"/>
-      </w:pPr>
-      <w:r>
-        <w:rPr>
-          <w:rFonts w:ascii="Source Sans Pro" w:eastAsia="Source Sans Pro" w:hAnsi="Source Sans Pro" w:cs="Source Sans Pro"/>
-          <w:b/>
-          <w:sz w:val="19"/>
-          <w:szCs w:val="19"/>
-        </w:rPr>
-        <w:t xml:space="preserve">Frameworks: </w:t>
-      </w:r>
-      <w:r>
-        <w:rPr>
-          <w:rFonts w:ascii="Source Sans Pro" w:eastAsia="Source Sans Pro" w:hAnsi="Source Sans Pro" w:cs="Source Sans Pro"/>
-          <w:sz w:val="19"/>
-          <w:szCs w:val="19"/>
-        </w:rPr>
-        <w:t>MITRE ATT&amp;CK, OWASP Top 10, Incident Response (PICERL), audit trail documentation</w:t>
-      </w:r>
-    </w:p>
-    <w:p>
-      <w:pPr>
-        <w:pBdr>
-          <w:bottom w:val="single" w:sz="6" w:space="1" w:color="000000"/>
-        </w:pBdr>
-        <w:spacing w:before="14" w:after="14"/>
-        <w:rPr>
-          <w:rFonts w:ascii="Source Sans Pro" w:eastAsia="Source Sans Pro" w:hAnsi="Source Sans Pro" w:cs="Source Sans Pro"/>
-          <w:b/>
-          <w:bCs/>
-          <w:color w:val="000000"/>
-          <w:sz w:val="22"/>
-          <w:szCs w:val="22"/>
-        </w:rPr>
-      </w:pPr>
-    </w:p>
-    <w:p>
-      <w:pPr>
-        <w:pBdr>
-          <w:bottom w:val="single" w:sz="6" w:space="1" w:color="000000"/>
-        </w:pBdr>
-        <w:spacing w:before="89" w:after="0"/>
-      </w:pPr>
-      <w:r>
-        <w:rPr>
-          <w:rFonts w:ascii="Source Sans Pro" w:eastAsia="Source Sans Pro" w:hAnsi="Source Sans Pro" w:cs="Source Sans Pro"/>
-          <w:b/>
-          <w:bCs/>
-          <w:color w:val="000000"/>
-          <w:sz w:val="22"/>
-          <w:szCs w:val="22"/>
-        </w:rPr>
-        <w:t>Certifications</w:t>
-      </w:r>
-    </w:p>
-    <w:p>
-      <w:pPr>
-        <w:pStyle w:val="ListParagraph"/>
-        <w:numPr>
-          <w:ilvl w:val="0"/>
-          <w:numId w:val="2"/>
-        </w:numPr>
-        <w:spacing w:before="13" w:after="27"/>
-      </w:pPr>
-      <w:r>
-        <w:rPr>
-          <w:rFonts w:ascii="Source Sans Pro" w:eastAsia="Source Sans Pro" w:hAnsi="Source Sans Pro" w:cs="Source Sans Pro"/>
-          <w:color w:val="000000"/>
-          <w:sz w:val="19"/>
-          <w:szCs w:val="19"/>
-        </w:rPr>
-        <w:t>CompTIA Security+ SY0-701  —  in progress, exam target Q3 2026</w:t>
-      </w:r>
-    </w:p>
-    <w:p>
-      <w:pPr>
-        <w:pStyle w:val="ListParagraph"/>
-        <w:numPr>
-          <w:ilvl w:val="0"/>
-          <w:numId w:val="2"/>
-        </w:numPr>
-        <w:spacing w:before="13" w:after="27"/>
+        <w:spacing w:before="13" w:after="20"/>
       </w:pPr>
       <w:r>
         <w:rPr>
